--- a/documentt/ChronoFS_Memoire.docx
+++ b/documentt/ChronoFS_Memoire.docx
@@ -2,8 +2,288 @@
 <file path=word/document.xml><?xml version="1.0" encoding="utf-8"?>
 <w:document xmlns:wpc="http://schemas.microsoft.com/office/word/2010/wordprocessingCanvas" xmlns:mo="http://schemas.microsoft.com/office/mac/office/2008/main" xmlns:mc="http://schemas.openxmlformats.org/markup-compatibility/2006" xmlns:mv="urn:schemas-microsoft-com:mac:vml" xmlns:o="urn:schemas-microsoft-com:office:office" xmlns:r="http://schemas.openxmlformats.org/officeDocument/2006/relationships" xmlns:m="http://schemas.openxmlformats.org/officeDocument/2006/math" xmlns:v="urn:schemas-microsoft-com:vml" xmlns:wp14="http://schemas.microsoft.com/office/word/2010/wordprocessingDrawing" xmlns:wp="http://schemas.openxmlformats.org/drawingml/2006/wordprocessingDrawing" xmlns:w10="urn:schemas-microsoft-com:office:word" xmlns:w="http://schemas.openxmlformats.org/wordprocessingml/2006/main" xmlns:w14="http://schemas.microsoft.com/office/word/2010/wordml" xmlns:wpg="http://schemas.microsoft.com/office/word/2010/wordprocessingGroup" xmlns:wpi="http://schemas.microsoft.com/office/word/2010/wordprocessingInk" xmlns:wne="http://schemas.microsoft.com/office/word/2006/wordml" xmlns:wps="http://schemas.microsoft.com/office/word/2010/wordprocessingShape" mc:Ignorable="w14 wp14">
   <w:body>
+    <w:tbl>
+      <w:tblPr>
+        <w:tblW w:type="auto" w:w="0"/>
+        <w:tblLayout w:type="autofit"/>
+        <w:tblLook w:firstColumn="1" w:firstRow="1" w:lastColumn="0" w:lastRow="0" w:noHBand="0" w:noVBand="1" w:val="04A0"/>
+        <w:tblBorders>
+          <w:top w:val="nil"/>
+          <w:left w:val="nil"/>
+          <w:bottom w:val="nil"/>
+          <w:right w:val="nil"/>
+          <w:insideH w:val="nil"/>
+          <w:insideV w:val="nil"/>
+        </w:tblBorders>
+      </w:tblPr>
+      <w:tblGrid>
+        <w:gridCol w:w="3135"/>
+        <w:gridCol w:w="3135"/>
+        <w:gridCol w:w="3135"/>
+      </w:tblGrid>
+      <w:tr>
+        <w:trPr>
+          <w:cantSplit/>
+        </w:trPr>
+        <w:tc>
+          <w:tcPr>
+            <w:tcW w:type="dxa" w:w="3135"/>
+          </w:tcPr>
+          <w:p>
+            <w:pPr>
+              <w:spacing w:line="240" w:lineRule="auto" w:before="0" w:after="60"/>
+              <w:jc w:val="center"/>
+            </w:pPr>
+            <w:r/>
+            <w:r>
+              <w:rPr>
+                <w:rFonts w:ascii="Times New Roman" w:hAnsi="Times New Roman" w:eastAsia="Times New Roman"/>
+                <w:b w:val="0"/>
+                <w:i w:val="0"/>
+                <w:sz w:val="18"/>
+              </w:rPr>
+              <w:t>RÉPUBLIQUE DU CAMEROUN</w:t>
+            </w:r>
+          </w:p>
+          <w:p>
+            <w:pPr>
+              <w:spacing w:line="240" w:lineRule="auto" w:before="0" w:after="60"/>
+              <w:jc w:val="center"/>
+            </w:pPr>
+            <w:r>
+              <w:rPr>
+                <w:rFonts w:ascii="Times New Roman" w:hAnsi="Times New Roman" w:eastAsia="Times New Roman"/>
+                <w:b w:val="0"/>
+                <w:i w:val="0"/>
+                <w:sz w:val="18"/>
+              </w:rPr>
+              <w:t>Paix - Travail - Patrie</w:t>
+            </w:r>
+          </w:p>
+          <w:p>
+            <w:pPr>
+              <w:spacing w:line="240" w:lineRule="auto" w:before="0" w:after="60"/>
+              <w:jc w:val="center"/>
+            </w:pPr>
+            <w:r>
+              <w:rPr>
+                <w:rFonts w:ascii="Times New Roman" w:hAnsi="Times New Roman" w:eastAsia="Times New Roman"/>
+                <w:b w:val="0"/>
+                <w:i w:val="0"/>
+                <w:sz w:val="18"/>
+              </w:rPr>
+              <w:t>MINISTÈRE DE L'ENSEIGNEMENT SUPÉRIEUR</w:t>
+            </w:r>
+          </w:p>
+          <w:p>
+            <w:pPr>
+              <w:spacing w:line="240" w:lineRule="auto" w:before="0" w:after="60"/>
+              <w:jc w:val="center"/>
+            </w:pPr>
+            <w:r>
+              <w:rPr>
+                <w:rFonts w:ascii="Times New Roman" w:hAnsi="Times New Roman" w:eastAsia="Times New Roman"/>
+                <w:b w:val="0"/>
+                <w:i w:val="0"/>
+                <w:sz w:val="18"/>
+              </w:rPr>
+              <w:t>UNIVERSITÉ D'ÉBOLOWA</w:t>
+            </w:r>
+          </w:p>
+          <w:p>
+            <w:pPr>
+              <w:spacing w:line="240" w:lineRule="auto" w:before="0" w:after="60"/>
+              <w:jc w:val="center"/>
+            </w:pPr>
+            <w:r>
+              <w:rPr>
+                <w:rFonts w:ascii="Times New Roman" w:hAnsi="Times New Roman" w:eastAsia="Times New Roman"/>
+                <w:b w:val="0"/>
+                <w:i w:val="0"/>
+                <w:sz w:val="18"/>
+              </w:rPr>
+              <w:t>FACULTÉ DES SCIENCES</w:t>
+            </w:r>
+          </w:p>
+        </w:tc>
+        <w:tc>
+          <w:tcPr>
+            <w:tcW w:type="dxa" w:w="3135"/>
+          </w:tcPr>
+          <w:p>
+            <w:pPr>
+              <w:spacing w:line="240" w:lineRule="auto" w:before="0" w:after="40"/>
+              <w:jc w:val="center"/>
+            </w:pPr>
+            <w:r/>
+            <w:r>
+              <w:drawing>
+                <wp:inline xmlns:a="http://schemas.openxmlformats.org/drawingml/2006/main" xmlns:pic="http://schemas.openxmlformats.org/drawingml/2006/picture">
+                  <wp:extent cx="684000" cy="653538"/>
+                  <wp:docPr id="1" name="Picture 1"/>
+                  <wp:cNvGraphicFramePr>
+                    <a:graphicFrameLocks noChangeAspect="1"/>
+                  </wp:cNvGraphicFramePr>
+                  <a:graphic>
+                    <a:graphicData uri="http://schemas.openxmlformats.org/drawingml/2006/picture">
+                      <pic:pic>
+                        <pic:nvPicPr>
+                          <pic:cNvPr id="0" name="logo_ueb.png"/>
+                          <pic:cNvPicPr/>
+                        </pic:nvPicPr>
+                        <pic:blipFill>
+                          <a:blip r:embed="rId10"/>
+                          <a:stretch>
+                            <a:fillRect/>
+                          </a:stretch>
+                        </pic:blipFill>
+                        <pic:spPr>
+                          <a:xfrm>
+                            <a:off x="0" y="0"/>
+                            <a:ext cx="684000" cy="653538"/>
+                          </a:xfrm>
+                          <a:prstGeom prst="rect"/>
+                        </pic:spPr>
+                      </pic:pic>
+                    </a:graphicData>
+                  </a:graphic>
+                </wp:inline>
+              </w:drawing>
+            </w:r>
+          </w:p>
+          <w:p>
+            <w:pPr>
+              <w:spacing w:line="240" w:lineRule="auto" w:before="0" w:after="0"/>
+              <w:jc w:val="center"/>
+            </w:pPr>
+            <w:r>
+              <w:drawing>
+                <wp:inline xmlns:a="http://schemas.openxmlformats.org/drawingml/2006/main" xmlns:pic="http://schemas.openxmlformats.org/drawingml/2006/picture">
+                  <wp:extent cx="684000" cy="684000"/>
+                  <wp:docPr id="2" name="Picture 2"/>
+                  <wp:cNvGraphicFramePr>
+                    <a:graphicFrameLocks noChangeAspect="1"/>
+                  </wp:cNvGraphicFramePr>
+                  <a:graphic>
+                    <a:graphicData uri="http://schemas.openxmlformats.org/drawingml/2006/picture">
+                      <pic:pic>
+                        <pic:nvPicPr>
+                          <pic:cNvPr id="0" name="logo_fs.png"/>
+                          <pic:cNvPicPr/>
+                        </pic:nvPicPr>
+                        <pic:blipFill>
+                          <a:blip r:embed="rId11"/>
+                          <a:stretch>
+                            <a:fillRect/>
+                          </a:stretch>
+                        </pic:blipFill>
+                        <pic:spPr>
+                          <a:xfrm>
+                            <a:off x="0" y="0"/>
+                            <a:ext cx="684000" cy="684000"/>
+                          </a:xfrm>
+                          <a:prstGeom prst="rect"/>
+                        </pic:spPr>
+                      </pic:pic>
+                    </a:graphicData>
+                  </a:graphic>
+                </wp:inline>
+              </w:drawing>
+            </w:r>
+          </w:p>
+        </w:tc>
+        <w:tc>
+          <w:tcPr>
+            <w:tcW w:type="dxa" w:w="3135"/>
+          </w:tcPr>
+          <w:p>
+            <w:pPr>
+              <w:spacing w:line="240" w:lineRule="auto" w:before="0" w:after="60"/>
+              <w:jc w:val="center"/>
+            </w:pPr>
+            <w:r/>
+            <w:r>
+              <w:rPr>
+                <w:rFonts w:ascii="Times New Roman" w:hAnsi="Times New Roman" w:eastAsia="Times New Roman"/>
+                <w:b w:val="0"/>
+                <w:i w:val="0"/>
+                <w:sz w:val="18"/>
+              </w:rPr>
+              <w:t>REPUBLIC OF CAMEROON</w:t>
+            </w:r>
+          </w:p>
+          <w:p>
+            <w:pPr>
+              <w:spacing w:line="240" w:lineRule="auto" w:before="0" w:after="60"/>
+              <w:jc w:val="center"/>
+            </w:pPr>
+            <w:r>
+              <w:rPr>
+                <w:rFonts w:ascii="Times New Roman" w:hAnsi="Times New Roman" w:eastAsia="Times New Roman"/>
+                <w:b w:val="0"/>
+                <w:i w:val="0"/>
+                <w:sz w:val="18"/>
+              </w:rPr>
+              <w:t>Peace - Work - Fatherland</w:t>
+            </w:r>
+          </w:p>
+          <w:p>
+            <w:pPr>
+              <w:spacing w:line="240" w:lineRule="auto" w:before="0" w:after="60"/>
+              <w:jc w:val="center"/>
+            </w:pPr>
+            <w:r>
+              <w:rPr>
+                <w:rFonts w:ascii="Times New Roman" w:hAnsi="Times New Roman" w:eastAsia="Times New Roman"/>
+                <w:b w:val="0"/>
+                <w:i w:val="0"/>
+                <w:sz w:val="18"/>
+              </w:rPr>
+              <w:t>MINISTRY OF HIGHER EDUCATION</w:t>
+            </w:r>
+          </w:p>
+          <w:p>
+            <w:pPr>
+              <w:spacing w:line="240" w:lineRule="auto" w:before="0" w:after="60"/>
+              <w:jc w:val="center"/>
+            </w:pPr>
+            <w:r>
+              <w:rPr>
+                <w:rFonts w:ascii="Times New Roman" w:hAnsi="Times New Roman" w:eastAsia="Times New Roman"/>
+                <w:b w:val="0"/>
+                <w:i w:val="0"/>
+                <w:sz w:val="18"/>
+              </w:rPr>
+              <w:t>THE UNIVERSITY OF EBOLOWA</w:t>
+            </w:r>
+          </w:p>
+          <w:p>
+            <w:pPr>
+              <w:spacing w:line="240" w:lineRule="auto" w:before="0" w:after="60"/>
+              <w:jc w:val="center"/>
+            </w:pPr>
+            <w:r>
+              <w:rPr>
+                <w:rFonts w:ascii="Times New Roman" w:hAnsi="Times New Roman" w:eastAsia="Times New Roman"/>
+                <w:b w:val="0"/>
+                <w:i w:val="0"/>
+                <w:sz w:val="18"/>
+              </w:rPr>
+              <w:t>FACULTY OF SCIENCE</w:t>
+            </w:r>
+          </w:p>
+        </w:tc>
+      </w:tr>
+    </w:tbl>
     <w:p>
       <w:pPr>
+        <w:spacing w:line="240" w:lineRule="auto" w:before="0" w:after="200"/>
+        <w:jc w:val="center"/>
+      </w:pPr>
+    </w:p>
+    <w:p>
+      <w:pPr>
+        <w:spacing w:line="240" w:lineRule="auto" w:before="0" w:after="40"/>
         <w:jc w:val="center"/>
       </w:pPr>
       <w:r>
@@ -13,146 +293,27 @@
           <w:i w:val="0"/>
           <w:sz w:val="22"/>
         </w:rPr>
-        <w:t>RÉPUBLIQUE DU CAMEROUN</w:t>
+        <w:t>DÉPARTEMENT DES TECHNOLOGIES DE L'INFORMATION ET DE LA COMMUNICATION</w:t>
       </w:r>
     </w:p>
     <w:p>
       <w:pPr>
-        <w:jc w:val="center"/>
-      </w:pPr>
-      <w:r>
-        <w:rPr>
-          <w:rFonts w:ascii="Times New Roman" w:hAnsi="Times New Roman" w:eastAsia="Times New Roman"/>
-          <w:b w:val="0"/>
-          <w:i/>
-          <w:sz w:val="20"/>
-        </w:rPr>
-        <w:t>Paix - Travail - Patrie</w:t>
-      </w:r>
-    </w:p>
-    <w:p>
-      <w:pPr>
-        <w:jc w:val="center"/>
-      </w:pPr>
-      <w:r>
-        <w:drawing>
-          <wp:inline xmlns:a="http://schemas.openxmlformats.org/drawingml/2006/main" xmlns:pic="http://schemas.openxmlformats.org/drawingml/2006/picture">
-            <wp:extent cx="936000" cy="894316"/>
-            <wp:docPr id="1" name="Picture 1"/>
-            <wp:cNvGraphicFramePr>
-              <a:graphicFrameLocks noChangeAspect="1"/>
-            </wp:cNvGraphicFramePr>
-            <a:graphic>
-              <a:graphicData uri="http://schemas.openxmlformats.org/drawingml/2006/picture">
-                <pic:pic>
-                  <pic:nvPicPr>
-                    <pic:cNvPr id="0" name="logo_ueb.png"/>
-                    <pic:cNvPicPr/>
-                  </pic:nvPicPr>
-                  <pic:blipFill>
-                    <a:blip r:embed="rId10"/>
-                    <a:stretch>
-                      <a:fillRect/>
-                    </a:stretch>
-                  </pic:blipFill>
-                  <pic:spPr>
-                    <a:xfrm>
-                      <a:off x="0" y="0"/>
-                      <a:ext cx="936000" cy="894316"/>
-                    </a:xfrm>
-                    <a:prstGeom prst="rect"/>
-                  </pic:spPr>
-                </pic:pic>
-              </a:graphicData>
-            </a:graphic>
-          </wp:inline>
-        </w:drawing>
-      </w:r>
-      <w:r>
-        <w:t xml:space="preserve">      </w:t>
-      </w:r>
-      <w:r>
-        <w:drawing>
-          <wp:inline xmlns:a="http://schemas.openxmlformats.org/drawingml/2006/main" xmlns:pic="http://schemas.openxmlformats.org/drawingml/2006/picture">
-            <wp:extent cx="936000" cy="936000"/>
-            <wp:docPr id="2" name="Picture 2"/>
-            <wp:cNvGraphicFramePr>
-              <a:graphicFrameLocks noChangeAspect="1"/>
-            </wp:cNvGraphicFramePr>
-            <a:graphic>
-              <a:graphicData uri="http://schemas.openxmlformats.org/drawingml/2006/picture">
-                <pic:pic>
-                  <pic:nvPicPr>
-                    <pic:cNvPr id="0" name="logo_fs.png"/>
-                    <pic:cNvPicPr/>
-                  </pic:nvPicPr>
-                  <pic:blipFill>
-                    <a:blip r:embed="rId11"/>
-                    <a:stretch>
-                      <a:fillRect/>
-                    </a:stretch>
-                  </pic:blipFill>
-                  <pic:spPr>
-                    <a:xfrm>
-                      <a:off x="0" y="0"/>
-                      <a:ext cx="936000" cy="936000"/>
-                    </a:xfrm>
-                    <a:prstGeom prst="rect"/>
-                  </pic:spPr>
-                </pic:pic>
-              </a:graphicData>
-            </a:graphic>
-          </wp:inline>
-        </w:drawing>
-      </w:r>
-    </w:p>
-    <w:p>
-      <w:pPr>
+        <w:spacing w:line="240" w:lineRule="auto" w:before="0" w:after="480"/>
         <w:jc w:val="center"/>
       </w:pPr>
       <w:r>
         <w:rPr>
           <w:rFonts w:ascii="Times New Roman" w:hAnsi="Times New Roman" w:eastAsia="Times New Roman"/>
           <w:b/>
-          <w:i w:val="0"/>
-          <w:sz w:val="26"/>
+          <w:i/>
+          <w:sz w:val="20"/>
         </w:rPr>
-        <w:t>UNIVERSITÉ D'ÉBOLOWA</w:t>
+        <w:t>DEPARTMENT OF INFORMATION AND COMMUNICATION TECHNOLOGIES</w:t>
       </w:r>
     </w:p>
     <w:p>
       <w:pPr>
-        <w:jc w:val="center"/>
-      </w:pPr>
-      <w:r>
-        <w:rPr>
-          <w:rFonts w:ascii="Times New Roman" w:hAnsi="Times New Roman" w:eastAsia="Times New Roman"/>
-          <w:b/>
-          <w:i w:val="0"/>
-          <w:sz w:val="26"/>
-        </w:rPr>
-        <w:t>FACULTÉ DES SCIENCES</w:t>
-      </w:r>
-    </w:p>
-    <w:p>
-      <w:pPr>
-        <w:jc w:val="center"/>
-      </w:pPr>
-      <w:r>
-        <w:rPr>
-          <w:rFonts w:ascii="Times New Roman" w:hAnsi="Times New Roman" w:eastAsia="Times New Roman"/>
-          <w:b/>
-          <w:i w:val="0"/>
-          <w:sz w:val="24"/>
-        </w:rPr>
-        <w:t>DÉPARTEMENT DES TECHNOLOGIES DE L'INFORMATION ET DE LA COMMUNICATION</w:t>
-      </w:r>
-    </w:p>
-    <w:p/>
-    <w:p/>
-    <w:p/>
-    <w:p>
-      <w:pPr>
+        <w:spacing w:line="240" w:lineRule="auto" w:before="0" w:after="120"/>
         <w:jc w:val="center"/>
       </w:pPr>
       <w:r>
@@ -167,6 +328,7 @@
     </w:p>
     <w:p>
       <w:pPr>
+        <w:spacing w:line="240" w:lineRule="auto" w:before="0" w:after="480"/>
         <w:jc w:val="center"/>
       </w:pPr>
       <w:r>
@@ -174,59 +336,61 @@
           <w:rFonts w:ascii="Times New Roman" w:hAnsi="Times New Roman" w:eastAsia="Times New Roman"/>
           <w:b w:val="0"/>
           <w:i/>
-          <w:sz w:val="24"/>
+          <w:sz w:val="22"/>
         </w:rPr>
         <w:t>présenté en vue de l'obtention de la Licence en Architecture des Logiciels</w:t>
       </w:r>
     </w:p>
-    <w:p/>
-    <w:p/>
+    <w:tbl>
+      <w:tblPr>
+        <w:tblW w:type="auto" w:w="0"/>
+        <w:tblLook w:firstColumn="1" w:firstRow="1" w:lastColumn="0" w:lastRow="0" w:noHBand="0" w:noVBand="1" w:val="04A0"/>
+      </w:tblPr>
+      <w:tblGrid>
+        <w:gridCol w:w="9406"/>
+      </w:tblGrid>
+      <w:tr>
+        <w:trPr>
+          <w:cantSplit/>
+        </w:trPr>
+        <w:tc>
+          <w:tcPr>
+            <w:tcW w:type="dxa" w:w="9406"/>
+            <w:tcBorders>
+              <w:top w:val="single" w:sz="8" w:color="000000"/>
+              <w:left w:val="single" w:sz="8" w:color="000000"/>
+              <w:bottom w:val="single" w:sz="8" w:color="000000"/>
+              <w:right w:val="single" w:sz="8" w:color="000000"/>
+            </w:tcBorders>
+          </w:tcPr>
+          <w:p>
+            <w:pPr>
+              <w:spacing w:line="240" w:lineRule="auto" w:before="120" w:after="120"/>
+              <w:jc w:val="center"/>
+            </w:pPr>
+            <w:r/>
+            <w:r>
+              <w:rPr>
+                <w:rFonts w:ascii="Times New Roman" w:hAnsi="Times New Roman" w:eastAsia="Times New Roman"/>
+                <w:b/>
+                <w:i w:val="0"/>
+                <w:sz w:val="28"/>
+              </w:rPr>
+              <w:t>CONCEPTION ET RÉALISATION D'UNE APPLICATION WEB DE GÉNÉRATION AUTOMATIQUE DES EMPLOIS DU TEMPS : CAS DE LA FACULTÉ DES SCIENCES DE L'UNIVERSITÉ D'ÉBOLOWA</w:t>
+            </w:r>
+          </w:p>
+        </w:tc>
+      </w:tr>
+    </w:tbl>
     <w:p>
       <w:pPr>
+        <w:spacing w:line="240" w:lineRule="auto" w:before="0" w:after="480"/>
         <w:jc w:val="center"/>
       </w:pPr>
-      <w:r>
-        <w:rPr>
-          <w:rFonts w:ascii="Times New Roman" w:hAnsi="Times New Roman" w:eastAsia="Times New Roman"/>
-          <w:b/>
-          <w:i w:val="0"/>
-          <w:sz w:val="30"/>
-        </w:rPr>
-        <w:t>CONCEPTION ET RÉALISATION D'UNE APPLICATION WEB DE GÉNÉRATION AUTOMATIQUE DES EMPLOIS DU TEMPS : CAS DE LA FACULTÉ DES SCIENCES DE L'UNIVERSITÉ D'ÉBOLOWA</w:t>
-      </w:r>
-    </w:p>
-    <w:p/>
-    <w:p/>
-    <w:p>
-      <w:pPr>
-        <w:jc w:val="center"/>
-      </w:pPr>
-      <w:r>
-        <w:rPr>
-          <w:rFonts w:ascii="Times New Roman" w:hAnsi="Times New Roman" w:eastAsia="Times New Roman"/>
-          <w:b w:val="0"/>
-          <w:i w:val="0"/>
-          <w:sz w:val="24"/>
-        </w:rPr>
-        <w:t>Par</w:t>
-      </w:r>
     </w:p>
     <w:p>
       <w:pPr>
-        <w:jc w:val="center"/>
-      </w:pPr>
-      <w:r>
-        <w:rPr>
-          <w:rFonts w:ascii="Times New Roman" w:hAnsi="Times New Roman" w:eastAsia="Times New Roman"/>
-          <w:b/>
-          <w:i w:val="0"/>
-          <w:sz w:val="28"/>
-        </w:rPr>
-        <w:t>TCHAMBA NJILO FERDINAND</w:t>
-      </w:r>
-    </w:p>
-    <w:p>
-      <w:pPr>
+        <w:spacing w:line="240" w:lineRule="auto" w:before="0" w:after="80"/>
         <w:jc w:val="center"/>
       </w:pPr>
       <w:r>
@@ -236,13 +400,51 @@
           <w:i w:val="0"/>
           <w:sz w:val="22"/>
         </w:rPr>
-        <w:t>Matricule : 23I0076FS</w:t>
+        <w:t>Par</w:t>
       </w:r>
     </w:p>
-    <w:p/>
-    <w:p/>
     <w:p>
       <w:pPr>
+        <w:spacing w:line="240" w:lineRule="auto" w:before="0" w:after="80"/>
+        <w:jc w:val="center"/>
+      </w:pPr>
+      <w:r>
+        <w:rPr>
+          <w:rFonts w:ascii="Times New Roman" w:hAnsi="Times New Roman" w:eastAsia="Times New Roman"/>
+          <w:b/>
+          <w:i w:val="0"/>
+          <w:sz w:val="26"/>
+        </w:rPr>
+        <w:t>TCHAMBA NJILO FERDINAND</w:t>
+      </w:r>
+    </w:p>
+    <w:p>
+      <w:pPr>
+        <w:spacing w:line="240" w:lineRule="auto" w:before="0" w:after="400"/>
+        <w:jc w:val="center"/>
+      </w:pPr>
+      <w:r>
+        <w:rPr>
+          <w:rFonts w:ascii="Times New Roman" w:hAnsi="Times New Roman" w:eastAsia="Times New Roman"/>
+          <w:b w:val="0"/>
+          <w:i/>
+          <w:sz w:val="20"/>
+        </w:rPr>
+        <w:t xml:space="preserve">Matricule : </w:t>
+      </w:r>
+      <w:r>
+        <w:rPr>
+          <w:rFonts w:ascii="Times New Roman" w:hAnsi="Times New Roman" w:eastAsia="Times New Roman"/>
+          <w:b/>
+          <w:i w:val="0"/>
+          <w:sz w:val="20"/>
+        </w:rPr>
+        <w:t>23I0076FS</w:t>
+      </w:r>
+    </w:p>
+    <w:p>
+      <w:pPr>
+        <w:spacing w:line="240" w:lineRule="auto" w:before="0" w:after="160"/>
         <w:jc w:val="center"/>
       </w:pPr>
       <w:r>
@@ -250,13 +452,132 @@
           <w:rFonts w:ascii="Times New Roman" w:hAnsi="Times New Roman" w:eastAsia="Times New Roman"/>
           <w:b w:val="0"/>
           <w:i w:val="0"/>
-          <w:sz w:val="24"/>
+          <w:sz w:val="22"/>
         </w:rPr>
         <w:t>Sous la direction de</w:t>
       </w:r>
     </w:p>
+    <w:tbl>
+      <w:tblPr>
+        <w:tblW w:type="auto" w:w="0"/>
+        <w:tblLook w:firstColumn="1" w:firstRow="1" w:lastColumn="0" w:lastRow="0" w:noHBand="0" w:noVBand="1" w:val="04A0"/>
+        <w:tblBorders>
+          <w:top w:val="nil"/>
+          <w:left w:val="nil"/>
+          <w:bottom w:val="nil"/>
+          <w:right w:val="nil"/>
+          <w:insideH w:val="nil"/>
+          <w:insideV w:val="nil"/>
+        </w:tblBorders>
+      </w:tblPr>
+      <w:tblGrid>
+        <w:gridCol w:w="4703"/>
+        <w:gridCol w:w="4703"/>
+      </w:tblGrid>
+      <w:tr>
+        <w:trPr>
+          <w:cantSplit/>
+        </w:trPr>
+        <w:tc>
+          <w:tcPr>
+            <w:tcW w:type="dxa" w:w="4703"/>
+          </w:tcPr>
+          <w:p>
+            <w:pPr>
+              <w:spacing w:line="240" w:lineRule="auto" w:before="0" w:after="40"/>
+              <w:jc w:val="center"/>
+            </w:pPr>
+            <w:r/>
+            <w:r>
+              <w:rPr>
+                <w:rFonts w:ascii="Times New Roman" w:hAnsi="Times New Roman" w:eastAsia="Times New Roman"/>
+                <w:b/>
+                <w:i w:val="0"/>
+                <w:sz w:val="22"/>
+              </w:rPr>
+              <w:t>Dr KENGNI OLGA</w:t>
+            </w:r>
+          </w:p>
+        </w:tc>
+        <w:tc>
+          <w:tcPr>
+            <w:tcW w:type="dxa" w:w="4703"/>
+          </w:tcPr>
+          <w:p>
+            <w:pPr>
+              <w:spacing w:line="240" w:lineRule="auto" w:before="0" w:after="40"/>
+              <w:jc w:val="center"/>
+            </w:pPr>
+            <w:r/>
+            <w:r>
+              <w:rPr>
+                <w:rFonts w:ascii="Times New Roman" w:hAnsi="Times New Roman" w:eastAsia="Times New Roman"/>
+                <w:b/>
+                <w:i w:val="0"/>
+                <w:sz w:val="22"/>
+              </w:rPr>
+              <w:t>Dr NYABEYE DORIS</w:t>
+            </w:r>
+          </w:p>
+        </w:tc>
+      </w:tr>
+      <w:tr>
+        <w:trPr>
+          <w:cantSplit/>
+        </w:trPr>
+        <w:tc>
+          <w:tcPr>
+            <w:tcW w:type="dxa" w:w="4703"/>
+          </w:tcPr>
+          <w:p>
+            <w:pPr>
+              <w:spacing w:line="240" w:lineRule="auto" w:before="0" w:after="0"/>
+              <w:jc w:val="center"/>
+            </w:pPr>
+            <w:r/>
+            <w:r>
+              <w:rPr>
+                <w:rFonts w:ascii="Times New Roman" w:hAnsi="Times New Roman" w:eastAsia="Times New Roman"/>
+                <w:b w:val="0"/>
+                <w:i/>
+                <w:sz w:val="20"/>
+              </w:rPr>
+              <w:t>Chargée de Cours</w:t>
+            </w:r>
+          </w:p>
+        </w:tc>
+        <w:tc>
+          <w:tcPr>
+            <w:tcW w:type="dxa" w:w="4703"/>
+          </w:tcPr>
+          <w:p>
+            <w:pPr>
+              <w:spacing w:line="240" w:lineRule="auto" w:before="0" w:after="0"/>
+              <w:jc w:val="center"/>
+            </w:pPr>
+            <w:r/>
+            <w:r>
+              <w:rPr>
+                <w:rFonts w:ascii="Times New Roman" w:hAnsi="Times New Roman" w:eastAsia="Times New Roman"/>
+                <w:b w:val="0"/>
+                <w:i/>
+                <w:sz w:val="20"/>
+              </w:rPr>
+              <w:t>Assistante</w:t>
+            </w:r>
+          </w:p>
+        </w:tc>
+      </w:tr>
+    </w:tbl>
     <w:p>
       <w:pPr>
+        <w:spacing w:line="240" w:lineRule="auto" w:before="0" w:after="480"/>
+        <w:jc w:val="center"/>
+      </w:pPr>
+    </w:p>
+    <w:p>
+      <w:pPr>
+        <w:spacing w:line="240" w:lineRule="auto" w:before="0" w:after="120"/>
         <w:jc w:val="center"/>
       </w:pPr>
       <w:r>
@@ -264,38 +585,7 @@
           <w:rFonts w:ascii="Times New Roman" w:hAnsi="Times New Roman" w:eastAsia="Times New Roman"/>
           <w:b/>
           <w:i w:val="0"/>
-          <w:sz w:val="24"/>
-        </w:rPr>
-        <w:t>Dr KENGNI OLGA</w:t>
-      </w:r>
-    </w:p>
-    <w:p>
-      <w:pPr>
-        <w:jc w:val="center"/>
-      </w:pPr>
-      <w:r>
-        <w:rPr>
-          <w:rFonts w:ascii="Times New Roman" w:hAnsi="Times New Roman" w:eastAsia="Times New Roman"/>
-          <w:b/>
-          <w:i w:val="0"/>
-          <w:sz w:val="24"/>
-        </w:rPr>
-        <w:t>Dr NYABEYE DORIS</w:t>
-      </w:r>
-    </w:p>
-    <w:p/>
-    <w:p/>
-    <w:p/>
-    <w:p>
-      <w:pPr>
-        <w:jc w:val="center"/>
-      </w:pPr>
-      <w:r>
-        <w:rPr>
-          <w:rFonts w:ascii="Times New Roman" w:hAnsi="Times New Roman" w:eastAsia="Times New Roman"/>
-          <w:b/>
-          <w:i w:val="0"/>
-          <w:sz w:val="24"/>
+          <w:sz w:val="22"/>
         </w:rPr>
         <w:t>Année académique : 2025 - 2026</w:t>
       </w:r>
@@ -305,8 +595,288 @@
         <w:br w:type="page"/>
       </w:r>
     </w:p>
+    <w:tbl>
+      <w:tblPr>
+        <w:tblW w:type="auto" w:w="0"/>
+        <w:tblLayout w:type="autofit"/>
+        <w:tblLook w:firstColumn="1" w:firstRow="1" w:lastColumn="0" w:lastRow="0" w:noHBand="0" w:noVBand="1" w:val="04A0"/>
+        <w:tblBorders>
+          <w:top w:val="nil"/>
+          <w:left w:val="nil"/>
+          <w:bottom w:val="nil"/>
+          <w:right w:val="nil"/>
+          <w:insideH w:val="nil"/>
+          <w:insideV w:val="nil"/>
+        </w:tblBorders>
+      </w:tblPr>
+      <w:tblGrid>
+        <w:gridCol w:w="3135"/>
+        <w:gridCol w:w="3135"/>
+        <w:gridCol w:w="3135"/>
+      </w:tblGrid>
+      <w:tr>
+        <w:trPr>
+          <w:cantSplit/>
+        </w:trPr>
+        <w:tc>
+          <w:tcPr>
+            <w:tcW w:type="dxa" w:w="3135"/>
+          </w:tcPr>
+          <w:p>
+            <w:pPr>
+              <w:spacing w:line="240" w:lineRule="auto" w:before="0" w:after="60"/>
+              <w:jc w:val="center"/>
+            </w:pPr>
+            <w:r/>
+            <w:r>
+              <w:rPr>
+                <w:rFonts w:ascii="Times New Roman" w:hAnsi="Times New Roman" w:eastAsia="Times New Roman"/>
+                <w:b w:val="0"/>
+                <w:i w:val="0"/>
+                <w:sz w:val="18"/>
+              </w:rPr>
+              <w:t>RÉPUBLIQUE DU CAMEROUN</w:t>
+            </w:r>
+          </w:p>
+          <w:p>
+            <w:pPr>
+              <w:spacing w:line="240" w:lineRule="auto" w:before="0" w:after="60"/>
+              <w:jc w:val="center"/>
+            </w:pPr>
+            <w:r>
+              <w:rPr>
+                <w:rFonts w:ascii="Times New Roman" w:hAnsi="Times New Roman" w:eastAsia="Times New Roman"/>
+                <w:b w:val="0"/>
+                <w:i w:val="0"/>
+                <w:sz w:val="18"/>
+              </w:rPr>
+              <w:t>Paix - Travail - Patrie</w:t>
+            </w:r>
+          </w:p>
+          <w:p>
+            <w:pPr>
+              <w:spacing w:line="240" w:lineRule="auto" w:before="0" w:after="60"/>
+              <w:jc w:val="center"/>
+            </w:pPr>
+            <w:r>
+              <w:rPr>
+                <w:rFonts w:ascii="Times New Roman" w:hAnsi="Times New Roman" w:eastAsia="Times New Roman"/>
+                <w:b w:val="0"/>
+                <w:i w:val="0"/>
+                <w:sz w:val="18"/>
+              </w:rPr>
+              <w:t>MINISTÈRE DE L'ENSEIGNEMENT SUPÉRIEUR</w:t>
+            </w:r>
+          </w:p>
+          <w:p>
+            <w:pPr>
+              <w:spacing w:line="240" w:lineRule="auto" w:before="0" w:after="60"/>
+              <w:jc w:val="center"/>
+            </w:pPr>
+            <w:r>
+              <w:rPr>
+                <w:rFonts w:ascii="Times New Roman" w:hAnsi="Times New Roman" w:eastAsia="Times New Roman"/>
+                <w:b w:val="0"/>
+                <w:i w:val="0"/>
+                <w:sz w:val="18"/>
+              </w:rPr>
+              <w:t>UNIVERSITÉ D'ÉBOLOWA</w:t>
+            </w:r>
+          </w:p>
+          <w:p>
+            <w:pPr>
+              <w:spacing w:line="240" w:lineRule="auto" w:before="0" w:after="60"/>
+              <w:jc w:val="center"/>
+            </w:pPr>
+            <w:r>
+              <w:rPr>
+                <w:rFonts w:ascii="Times New Roman" w:hAnsi="Times New Roman" w:eastAsia="Times New Roman"/>
+                <w:b w:val="0"/>
+                <w:i w:val="0"/>
+                <w:sz w:val="18"/>
+              </w:rPr>
+              <w:t>FACULTÉ DES SCIENCES</w:t>
+            </w:r>
+          </w:p>
+        </w:tc>
+        <w:tc>
+          <w:tcPr>
+            <w:tcW w:type="dxa" w:w="3135"/>
+          </w:tcPr>
+          <w:p>
+            <w:pPr>
+              <w:spacing w:line="240" w:lineRule="auto" w:before="0" w:after="40"/>
+              <w:jc w:val="center"/>
+            </w:pPr>
+            <w:r/>
+            <w:r>
+              <w:drawing>
+                <wp:inline xmlns:a="http://schemas.openxmlformats.org/drawingml/2006/main" xmlns:pic="http://schemas.openxmlformats.org/drawingml/2006/picture">
+                  <wp:extent cx="684000" cy="653538"/>
+                  <wp:docPr id="3" name="Picture 3"/>
+                  <wp:cNvGraphicFramePr>
+                    <a:graphicFrameLocks noChangeAspect="1"/>
+                  </wp:cNvGraphicFramePr>
+                  <a:graphic>
+                    <a:graphicData uri="http://schemas.openxmlformats.org/drawingml/2006/picture">
+                      <pic:pic>
+                        <pic:nvPicPr>
+                          <pic:cNvPr id="0" name="logo_ueb.png"/>
+                          <pic:cNvPicPr/>
+                        </pic:nvPicPr>
+                        <pic:blipFill>
+                          <a:blip r:embed="rId10"/>
+                          <a:stretch>
+                            <a:fillRect/>
+                          </a:stretch>
+                        </pic:blipFill>
+                        <pic:spPr>
+                          <a:xfrm>
+                            <a:off x="0" y="0"/>
+                            <a:ext cx="684000" cy="653538"/>
+                          </a:xfrm>
+                          <a:prstGeom prst="rect"/>
+                        </pic:spPr>
+                      </pic:pic>
+                    </a:graphicData>
+                  </a:graphic>
+                </wp:inline>
+              </w:drawing>
+            </w:r>
+          </w:p>
+          <w:p>
+            <w:pPr>
+              <w:spacing w:line="240" w:lineRule="auto" w:before="0" w:after="0"/>
+              <w:jc w:val="center"/>
+            </w:pPr>
+            <w:r>
+              <w:drawing>
+                <wp:inline xmlns:a="http://schemas.openxmlformats.org/drawingml/2006/main" xmlns:pic="http://schemas.openxmlformats.org/drawingml/2006/picture">
+                  <wp:extent cx="684000" cy="684000"/>
+                  <wp:docPr id="4" name="Picture 4"/>
+                  <wp:cNvGraphicFramePr>
+                    <a:graphicFrameLocks noChangeAspect="1"/>
+                  </wp:cNvGraphicFramePr>
+                  <a:graphic>
+                    <a:graphicData uri="http://schemas.openxmlformats.org/drawingml/2006/picture">
+                      <pic:pic>
+                        <pic:nvPicPr>
+                          <pic:cNvPr id="0" name="logo_fs.png"/>
+                          <pic:cNvPicPr/>
+                        </pic:nvPicPr>
+                        <pic:blipFill>
+                          <a:blip r:embed="rId11"/>
+                          <a:stretch>
+                            <a:fillRect/>
+                          </a:stretch>
+                        </pic:blipFill>
+                        <pic:spPr>
+                          <a:xfrm>
+                            <a:off x="0" y="0"/>
+                            <a:ext cx="684000" cy="684000"/>
+                          </a:xfrm>
+                          <a:prstGeom prst="rect"/>
+                        </pic:spPr>
+                      </pic:pic>
+                    </a:graphicData>
+                  </a:graphic>
+                </wp:inline>
+              </w:drawing>
+            </w:r>
+          </w:p>
+        </w:tc>
+        <w:tc>
+          <w:tcPr>
+            <w:tcW w:type="dxa" w:w="3135"/>
+          </w:tcPr>
+          <w:p>
+            <w:pPr>
+              <w:spacing w:line="240" w:lineRule="auto" w:before="0" w:after="60"/>
+              <w:jc w:val="center"/>
+            </w:pPr>
+            <w:r/>
+            <w:r>
+              <w:rPr>
+                <w:rFonts w:ascii="Times New Roman" w:hAnsi="Times New Roman" w:eastAsia="Times New Roman"/>
+                <w:b w:val="0"/>
+                <w:i w:val="0"/>
+                <w:sz w:val="18"/>
+              </w:rPr>
+              <w:t>REPUBLIC OF CAMEROON</w:t>
+            </w:r>
+          </w:p>
+          <w:p>
+            <w:pPr>
+              <w:spacing w:line="240" w:lineRule="auto" w:before="0" w:after="60"/>
+              <w:jc w:val="center"/>
+            </w:pPr>
+            <w:r>
+              <w:rPr>
+                <w:rFonts w:ascii="Times New Roman" w:hAnsi="Times New Roman" w:eastAsia="Times New Roman"/>
+                <w:b w:val="0"/>
+                <w:i w:val="0"/>
+                <w:sz w:val="18"/>
+              </w:rPr>
+              <w:t>Peace - Work - Fatherland</w:t>
+            </w:r>
+          </w:p>
+          <w:p>
+            <w:pPr>
+              <w:spacing w:line="240" w:lineRule="auto" w:before="0" w:after="60"/>
+              <w:jc w:val="center"/>
+            </w:pPr>
+            <w:r>
+              <w:rPr>
+                <w:rFonts w:ascii="Times New Roman" w:hAnsi="Times New Roman" w:eastAsia="Times New Roman"/>
+                <w:b w:val="0"/>
+                <w:i w:val="0"/>
+                <w:sz w:val="18"/>
+              </w:rPr>
+              <w:t>MINISTRY OF HIGHER EDUCATION</w:t>
+            </w:r>
+          </w:p>
+          <w:p>
+            <w:pPr>
+              <w:spacing w:line="240" w:lineRule="auto" w:before="0" w:after="60"/>
+              <w:jc w:val="center"/>
+            </w:pPr>
+            <w:r>
+              <w:rPr>
+                <w:rFonts w:ascii="Times New Roman" w:hAnsi="Times New Roman" w:eastAsia="Times New Roman"/>
+                <w:b w:val="0"/>
+                <w:i w:val="0"/>
+                <w:sz w:val="18"/>
+              </w:rPr>
+              <w:t>THE UNIVERSITY OF EBOLOWA</w:t>
+            </w:r>
+          </w:p>
+          <w:p>
+            <w:pPr>
+              <w:spacing w:line="240" w:lineRule="auto" w:before="0" w:after="60"/>
+              <w:jc w:val="center"/>
+            </w:pPr>
+            <w:r>
+              <w:rPr>
+                <w:rFonts w:ascii="Times New Roman" w:hAnsi="Times New Roman" w:eastAsia="Times New Roman"/>
+                <w:b w:val="0"/>
+                <w:i w:val="0"/>
+                <w:sz w:val="18"/>
+              </w:rPr>
+              <w:t>FACULTY OF SCIENCE</w:t>
+            </w:r>
+          </w:p>
+        </w:tc>
+      </w:tr>
+    </w:tbl>
     <w:p>
       <w:pPr>
+        <w:spacing w:line="240" w:lineRule="auto" w:before="0" w:after="200"/>
+        <w:jc w:val="center"/>
+      </w:pPr>
+    </w:p>
+    <w:p>
+      <w:pPr>
+        <w:spacing w:line="240" w:lineRule="auto" w:before="0" w:after="40"/>
         <w:jc w:val="center"/>
       </w:pPr>
       <w:r>
@@ -316,146 +886,27 @@
           <w:i w:val="0"/>
           <w:sz w:val="22"/>
         </w:rPr>
-        <w:t>RÉPUBLIQUE DU CAMEROUN</w:t>
+        <w:t>DÉPARTEMENT DES TECHNOLOGIES DE L'INFORMATION ET DE LA COMMUNICATION</w:t>
       </w:r>
     </w:p>
     <w:p>
       <w:pPr>
-        <w:jc w:val="center"/>
-      </w:pPr>
-      <w:r>
-        <w:rPr>
-          <w:rFonts w:ascii="Times New Roman" w:hAnsi="Times New Roman" w:eastAsia="Times New Roman"/>
-          <w:b w:val="0"/>
-          <w:i/>
-          <w:sz w:val="20"/>
-        </w:rPr>
-        <w:t>Paix - Travail - Patrie</w:t>
-      </w:r>
-    </w:p>
-    <w:p>
-      <w:pPr>
-        <w:jc w:val="center"/>
-      </w:pPr>
-      <w:r>
-        <w:drawing>
-          <wp:inline xmlns:a="http://schemas.openxmlformats.org/drawingml/2006/main" xmlns:pic="http://schemas.openxmlformats.org/drawingml/2006/picture">
-            <wp:extent cx="936000" cy="894316"/>
-            <wp:docPr id="3" name="Picture 3"/>
-            <wp:cNvGraphicFramePr>
-              <a:graphicFrameLocks noChangeAspect="1"/>
-            </wp:cNvGraphicFramePr>
-            <a:graphic>
-              <a:graphicData uri="http://schemas.openxmlformats.org/drawingml/2006/picture">
-                <pic:pic>
-                  <pic:nvPicPr>
-                    <pic:cNvPr id="0" name="logo_ueb.png"/>
-                    <pic:cNvPicPr/>
-                  </pic:nvPicPr>
-                  <pic:blipFill>
-                    <a:blip r:embed="rId10"/>
-                    <a:stretch>
-                      <a:fillRect/>
-                    </a:stretch>
-                  </pic:blipFill>
-                  <pic:spPr>
-                    <a:xfrm>
-                      <a:off x="0" y="0"/>
-                      <a:ext cx="936000" cy="894316"/>
-                    </a:xfrm>
-                    <a:prstGeom prst="rect"/>
-                  </pic:spPr>
-                </pic:pic>
-              </a:graphicData>
-            </a:graphic>
-          </wp:inline>
-        </w:drawing>
-      </w:r>
-      <w:r>
-        <w:t xml:space="preserve">      </w:t>
-      </w:r>
-      <w:r>
-        <w:drawing>
-          <wp:inline xmlns:a="http://schemas.openxmlformats.org/drawingml/2006/main" xmlns:pic="http://schemas.openxmlformats.org/drawingml/2006/picture">
-            <wp:extent cx="936000" cy="936000"/>
-            <wp:docPr id="4" name="Picture 4"/>
-            <wp:cNvGraphicFramePr>
-              <a:graphicFrameLocks noChangeAspect="1"/>
-            </wp:cNvGraphicFramePr>
-            <a:graphic>
-              <a:graphicData uri="http://schemas.openxmlformats.org/drawingml/2006/picture">
-                <pic:pic>
-                  <pic:nvPicPr>
-                    <pic:cNvPr id="0" name="logo_fs.png"/>
-                    <pic:cNvPicPr/>
-                  </pic:nvPicPr>
-                  <pic:blipFill>
-                    <a:blip r:embed="rId11"/>
-                    <a:stretch>
-                      <a:fillRect/>
-                    </a:stretch>
-                  </pic:blipFill>
-                  <pic:spPr>
-                    <a:xfrm>
-                      <a:off x="0" y="0"/>
-                      <a:ext cx="936000" cy="936000"/>
-                    </a:xfrm>
-                    <a:prstGeom prst="rect"/>
-                  </pic:spPr>
-                </pic:pic>
-              </a:graphicData>
-            </a:graphic>
-          </wp:inline>
-        </w:drawing>
-      </w:r>
-    </w:p>
-    <w:p>
-      <w:pPr>
+        <w:spacing w:line="240" w:lineRule="auto" w:before="0" w:after="480"/>
         <w:jc w:val="center"/>
       </w:pPr>
       <w:r>
         <w:rPr>
           <w:rFonts w:ascii="Times New Roman" w:hAnsi="Times New Roman" w:eastAsia="Times New Roman"/>
           <w:b/>
-          <w:i w:val="0"/>
-          <w:sz w:val="26"/>
+          <w:i/>
+          <w:sz w:val="20"/>
         </w:rPr>
-        <w:t>UNIVERSITÉ D'ÉBOLOWA</w:t>
+        <w:t>DEPARTMENT OF INFORMATION AND COMMUNICATION TECHNOLOGIES</w:t>
       </w:r>
     </w:p>
     <w:p>
       <w:pPr>
-        <w:jc w:val="center"/>
-      </w:pPr>
-      <w:r>
-        <w:rPr>
-          <w:rFonts w:ascii="Times New Roman" w:hAnsi="Times New Roman" w:eastAsia="Times New Roman"/>
-          <w:b/>
-          <w:i w:val="0"/>
-          <w:sz w:val="26"/>
-        </w:rPr>
-        <w:t>FACULTÉ DES SCIENCES</w:t>
-      </w:r>
-    </w:p>
-    <w:p>
-      <w:pPr>
-        <w:jc w:val="center"/>
-      </w:pPr>
-      <w:r>
-        <w:rPr>
-          <w:rFonts w:ascii="Times New Roman" w:hAnsi="Times New Roman" w:eastAsia="Times New Roman"/>
-          <w:b/>
-          <w:i w:val="0"/>
-          <w:sz w:val="24"/>
-        </w:rPr>
-        <w:t>DÉPARTEMENT DES TECHNOLOGIES DE L'INFORMATION ET DE LA COMMUNICATION</w:t>
-      </w:r>
-    </w:p>
-    <w:p/>
-    <w:p/>
-    <w:p/>
-    <w:p>
-      <w:pPr>
+        <w:spacing w:line="240" w:lineRule="auto" w:before="0" w:after="120"/>
         <w:jc w:val="center"/>
       </w:pPr>
       <w:r>
@@ -470,6 +921,7 @@
     </w:p>
     <w:p>
       <w:pPr>
+        <w:spacing w:line="240" w:lineRule="auto" w:before="0" w:after="480"/>
         <w:jc w:val="center"/>
       </w:pPr>
       <w:r>
@@ -477,59 +929,61 @@
           <w:rFonts w:ascii="Times New Roman" w:hAnsi="Times New Roman" w:eastAsia="Times New Roman"/>
           <w:b w:val="0"/>
           <w:i/>
-          <w:sz w:val="24"/>
+          <w:sz w:val="22"/>
         </w:rPr>
         <w:t>présenté en vue de l'obtention de la Licence en Architecture des Logiciels</w:t>
       </w:r>
     </w:p>
-    <w:p/>
-    <w:p/>
+    <w:tbl>
+      <w:tblPr>
+        <w:tblW w:type="auto" w:w="0"/>
+        <w:tblLook w:firstColumn="1" w:firstRow="1" w:lastColumn="0" w:lastRow="0" w:noHBand="0" w:noVBand="1" w:val="04A0"/>
+      </w:tblPr>
+      <w:tblGrid>
+        <w:gridCol w:w="9406"/>
+      </w:tblGrid>
+      <w:tr>
+        <w:trPr>
+          <w:cantSplit/>
+        </w:trPr>
+        <w:tc>
+          <w:tcPr>
+            <w:tcW w:type="dxa" w:w="9406"/>
+            <w:tcBorders>
+              <w:top w:val="single" w:sz="8" w:color="000000"/>
+              <w:left w:val="single" w:sz="8" w:color="000000"/>
+              <w:bottom w:val="single" w:sz="8" w:color="000000"/>
+              <w:right w:val="single" w:sz="8" w:color="000000"/>
+            </w:tcBorders>
+          </w:tcPr>
+          <w:p>
+            <w:pPr>
+              <w:spacing w:line="240" w:lineRule="auto" w:before="120" w:after="120"/>
+              <w:jc w:val="center"/>
+            </w:pPr>
+            <w:r/>
+            <w:r>
+              <w:rPr>
+                <w:rFonts w:ascii="Times New Roman" w:hAnsi="Times New Roman" w:eastAsia="Times New Roman"/>
+                <w:b/>
+                <w:i w:val="0"/>
+                <w:sz w:val="28"/>
+              </w:rPr>
+              <w:t>CONCEPTION ET RÉALISATION D'UNE APPLICATION WEB DE GÉNÉRATION AUTOMATIQUE DES EMPLOIS DU TEMPS : CAS DE LA FACULTÉ DES SCIENCES DE L'UNIVERSITÉ D'ÉBOLOWA</w:t>
+            </w:r>
+          </w:p>
+        </w:tc>
+      </w:tr>
+    </w:tbl>
     <w:p>
       <w:pPr>
+        <w:spacing w:line="240" w:lineRule="auto" w:before="0" w:after="480"/>
         <w:jc w:val="center"/>
       </w:pPr>
-      <w:r>
-        <w:rPr>
-          <w:rFonts w:ascii="Times New Roman" w:hAnsi="Times New Roman" w:eastAsia="Times New Roman"/>
-          <w:b/>
-          <w:i w:val="0"/>
-          <w:sz w:val="30"/>
-        </w:rPr>
-        <w:t>CONCEPTION ET RÉALISATION D'UNE APPLICATION WEB DE GÉNÉRATION AUTOMATIQUE DES EMPLOIS DU TEMPS : CAS DE LA FACULTÉ DES SCIENCES DE L'UNIVERSITÉ D'ÉBOLOWA</w:t>
-      </w:r>
-    </w:p>
-    <w:p/>
-    <w:p/>
-    <w:p>
-      <w:pPr>
-        <w:jc w:val="center"/>
-      </w:pPr>
-      <w:r>
-        <w:rPr>
-          <w:rFonts w:ascii="Times New Roman" w:hAnsi="Times New Roman" w:eastAsia="Times New Roman"/>
-          <w:b w:val="0"/>
-          <w:i w:val="0"/>
-          <w:sz w:val="24"/>
-        </w:rPr>
-        <w:t>Par</w:t>
-      </w:r>
     </w:p>
     <w:p>
       <w:pPr>
-        <w:jc w:val="center"/>
-      </w:pPr>
-      <w:r>
-        <w:rPr>
-          <w:rFonts w:ascii="Times New Roman" w:hAnsi="Times New Roman" w:eastAsia="Times New Roman"/>
-          <w:b/>
-          <w:i w:val="0"/>
-          <w:sz w:val="28"/>
-        </w:rPr>
-        <w:t>TCHAMBA NJILO FERDINAND</w:t>
-      </w:r>
-    </w:p>
-    <w:p>
-      <w:pPr>
+        <w:spacing w:line="240" w:lineRule="auto" w:before="0" w:after="80"/>
         <w:jc w:val="center"/>
       </w:pPr>
       <w:r>
@@ -539,13 +993,51 @@
           <w:i w:val="0"/>
           <w:sz w:val="22"/>
         </w:rPr>
-        <w:t>Matricule : 23I0076FS</w:t>
+        <w:t>Par</w:t>
       </w:r>
     </w:p>
-    <w:p/>
-    <w:p/>
     <w:p>
       <w:pPr>
+        <w:spacing w:line="240" w:lineRule="auto" w:before="0" w:after="80"/>
+        <w:jc w:val="center"/>
+      </w:pPr>
+      <w:r>
+        <w:rPr>
+          <w:rFonts w:ascii="Times New Roman" w:hAnsi="Times New Roman" w:eastAsia="Times New Roman"/>
+          <w:b/>
+          <w:i w:val="0"/>
+          <w:sz w:val="26"/>
+        </w:rPr>
+        <w:t>TCHAMBA NJILO FERDINAND</w:t>
+      </w:r>
+    </w:p>
+    <w:p>
+      <w:pPr>
+        <w:spacing w:line="240" w:lineRule="auto" w:before="0" w:after="400"/>
+        <w:jc w:val="center"/>
+      </w:pPr>
+      <w:r>
+        <w:rPr>
+          <w:rFonts w:ascii="Times New Roman" w:hAnsi="Times New Roman" w:eastAsia="Times New Roman"/>
+          <w:b w:val="0"/>
+          <w:i/>
+          <w:sz w:val="20"/>
+        </w:rPr>
+        <w:t xml:space="preserve">Matricule : </w:t>
+      </w:r>
+      <w:r>
+        <w:rPr>
+          <w:rFonts w:ascii="Times New Roman" w:hAnsi="Times New Roman" w:eastAsia="Times New Roman"/>
+          <w:b/>
+          <w:i w:val="0"/>
+          <w:sz w:val="20"/>
+        </w:rPr>
+        <w:t>23I0076FS</w:t>
+      </w:r>
+    </w:p>
+    <w:p>
+      <w:pPr>
+        <w:spacing w:line="240" w:lineRule="auto" w:before="0" w:after="160"/>
         <w:jc w:val="center"/>
       </w:pPr>
       <w:r>
@@ -553,13 +1045,132 @@
           <w:rFonts w:ascii="Times New Roman" w:hAnsi="Times New Roman" w:eastAsia="Times New Roman"/>
           <w:b w:val="0"/>
           <w:i w:val="0"/>
-          <w:sz w:val="24"/>
+          <w:sz w:val="22"/>
         </w:rPr>
         <w:t>Sous la direction de</w:t>
       </w:r>
     </w:p>
+    <w:tbl>
+      <w:tblPr>
+        <w:tblW w:type="auto" w:w="0"/>
+        <w:tblLook w:firstColumn="1" w:firstRow="1" w:lastColumn="0" w:lastRow="0" w:noHBand="0" w:noVBand="1" w:val="04A0"/>
+        <w:tblBorders>
+          <w:top w:val="nil"/>
+          <w:left w:val="nil"/>
+          <w:bottom w:val="nil"/>
+          <w:right w:val="nil"/>
+          <w:insideH w:val="nil"/>
+          <w:insideV w:val="nil"/>
+        </w:tblBorders>
+      </w:tblPr>
+      <w:tblGrid>
+        <w:gridCol w:w="4703"/>
+        <w:gridCol w:w="4703"/>
+      </w:tblGrid>
+      <w:tr>
+        <w:trPr>
+          <w:cantSplit/>
+        </w:trPr>
+        <w:tc>
+          <w:tcPr>
+            <w:tcW w:type="dxa" w:w="4703"/>
+          </w:tcPr>
+          <w:p>
+            <w:pPr>
+              <w:spacing w:line="240" w:lineRule="auto" w:before="0" w:after="40"/>
+              <w:jc w:val="center"/>
+            </w:pPr>
+            <w:r/>
+            <w:r>
+              <w:rPr>
+                <w:rFonts w:ascii="Times New Roman" w:hAnsi="Times New Roman" w:eastAsia="Times New Roman"/>
+                <w:b/>
+                <w:i w:val="0"/>
+                <w:sz w:val="22"/>
+              </w:rPr>
+              <w:t>Dr KENGNI OLGA</w:t>
+            </w:r>
+          </w:p>
+        </w:tc>
+        <w:tc>
+          <w:tcPr>
+            <w:tcW w:type="dxa" w:w="4703"/>
+          </w:tcPr>
+          <w:p>
+            <w:pPr>
+              <w:spacing w:line="240" w:lineRule="auto" w:before="0" w:after="40"/>
+              <w:jc w:val="center"/>
+            </w:pPr>
+            <w:r/>
+            <w:r>
+              <w:rPr>
+                <w:rFonts w:ascii="Times New Roman" w:hAnsi="Times New Roman" w:eastAsia="Times New Roman"/>
+                <w:b/>
+                <w:i w:val="0"/>
+                <w:sz w:val="22"/>
+              </w:rPr>
+              <w:t>Dr NYABEYE DORIS</w:t>
+            </w:r>
+          </w:p>
+        </w:tc>
+      </w:tr>
+      <w:tr>
+        <w:trPr>
+          <w:cantSplit/>
+        </w:trPr>
+        <w:tc>
+          <w:tcPr>
+            <w:tcW w:type="dxa" w:w="4703"/>
+          </w:tcPr>
+          <w:p>
+            <w:pPr>
+              <w:spacing w:line="240" w:lineRule="auto" w:before="0" w:after="0"/>
+              <w:jc w:val="center"/>
+            </w:pPr>
+            <w:r/>
+            <w:r>
+              <w:rPr>
+                <w:rFonts w:ascii="Times New Roman" w:hAnsi="Times New Roman" w:eastAsia="Times New Roman"/>
+                <w:b w:val="0"/>
+                <w:i/>
+                <w:sz w:val="20"/>
+              </w:rPr>
+              <w:t>Chargée de Cours</w:t>
+            </w:r>
+          </w:p>
+        </w:tc>
+        <w:tc>
+          <w:tcPr>
+            <w:tcW w:type="dxa" w:w="4703"/>
+          </w:tcPr>
+          <w:p>
+            <w:pPr>
+              <w:spacing w:line="240" w:lineRule="auto" w:before="0" w:after="0"/>
+              <w:jc w:val="center"/>
+            </w:pPr>
+            <w:r/>
+            <w:r>
+              <w:rPr>
+                <w:rFonts w:ascii="Times New Roman" w:hAnsi="Times New Roman" w:eastAsia="Times New Roman"/>
+                <w:b w:val="0"/>
+                <w:i/>
+                <w:sz w:val="20"/>
+              </w:rPr>
+              <w:t>Assistante</w:t>
+            </w:r>
+          </w:p>
+        </w:tc>
+      </w:tr>
+    </w:tbl>
     <w:p>
       <w:pPr>
+        <w:spacing w:line="240" w:lineRule="auto" w:before="0" w:after="480"/>
+        <w:jc w:val="center"/>
+      </w:pPr>
+    </w:p>
+    <w:p>
+      <w:pPr>
+        <w:spacing w:line="240" w:lineRule="auto" w:before="0" w:after="120"/>
         <w:jc w:val="center"/>
       </w:pPr>
       <w:r>
@@ -567,38 +1178,7 @@
           <w:rFonts w:ascii="Times New Roman" w:hAnsi="Times New Roman" w:eastAsia="Times New Roman"/>
           <w:b/>
           <w:i w:val="0"/>
-          <w:sz w:val="24"/>
-        </w:rPr>
-        <w:t>Dr KENGNI OLGA</w:t>
-      </w:r>
-    </w:p>
-    <w:p>
-      <w:pPr>
-        <w:jc w:val="center"/>
-      </w:pPr>
-      <w:r>
-        <w:rPr>
-          <w:rFonts w:ascii="Times New Roman" w:hAnsi="Times New Roman" w:eastAsia="Times New Roman"/>
-          <w:b/>
-          <w:i w:val="0"/>
-          <w:sz w:val="24"/>
-        </w:rPr>
-        <w:t>Dr NYABEYE DORIS</w:t>
-      </w:r>
-    </w:p>
-    <w:p/>
-    <w:p/>
-    <w:p/>
-    <w:p>
-      <w:pPr>
-        <w:jc w:val="center"/>
-      </w:pPr>
-      <w:r>
-        <w:rPr>
-          <w:rFonts w:ascii="Times New Roman" w:hAnsi="Times New Roman" w:eastAsia="Times New Roman"/>
-          <w:b/>
-          <w:i w:val="0"/>
-          <w:sz w:val="24"/>
+          <w:sz w:val="22"/>
         </w:rPr>
         <w:t>Année académique : 2025 - 2026</w:t>
       </w:r>
@@ -616,16 +1196,9 @@
     </w:p>
     <w:p>
       <w:pPr>
-        <w:keepNext/>
-        <w:spacing w:before="280" w:after="160"/>
+        <w:pStyle w:val="Heading1"/>
       </w:pPr>
       <w:r>
-        <w:rPr>
-          <w:rFonts w:ascii="Times New Roman" w:hAnsi="Times New Roman" w:eastAsia="Times New Roman"/>
-          <w:b/>
-          <w:i w:val="0"/>
-          <w:sz w:val="32"/>
-        </w:rPr>
         <w:t>REMERCIEMENTS</w:t>
       </w:r>
     </w:p>
@@ -711,16 +1284,9 @@
     </w:p>
     <w:p>
       <w:pPr>
-        <w:keepNext/>
-        <w:spacing w:before="280" w:after="160"/>
+        <w:pStyle w:val="Heading1"/>
       </w:pPr>
       <w:r>
-        <w:rPr>
-          <w:rFonts w:ascii="Times New Roman" w:hAnsi="Times New Roman" w:eastAsia="Times New Roman"/>
-          <w:b/>
-          <w:i w:val="0"/>
-          <w:sz w:val="32"/>
-        </w:rPr>
         <w:t>TABLE DES MATIÈRES</w:t>
       </w:r>
     </w:p>
@@ -746,16 +1312,9 @@
     </w:p>
     <w:p>
       <w:pPr>
-        <w:keepNext/>
-        <w:spacing w:before="280" w:after="160"/>
+        <w:pStyle w:val="Heading1"/>
       </w:pPr>
       <w:r>
-        <w:rPr>
-          <w:rFonts w:ascii="Times New Roman" w:hAnsi="Times New Roman" w:eastAsia="Times New Roman"/>
-          <w:b/>
-          <w:i w:val="0"/>
-          <w:sz w:val="32"/>
-        </w:rPr>
         <w:t>LISTE DES FIGURES</w:t>
       </w:r>
     </w:p>
@@ -781,16 +1340,9 @@
     </w:p>
     <w:p>
       <w:pPr>
-        <w:keepNext/>
-        <w:spacing w:before="280" w:after="160"/>
+        <w:pStyle w:val="Heading1"/>
       </w:pPr>
       <w:r>
-        <w:rPr>
-          <w:rFonts w:ascii="Times New Roman" w:hAnsi="Times New Roman" w:eastAsia="Times New Roman"/>
-          <w:b/>
-          <w:i w:val="0"/>
-          <w:sz w:val="32"/>
-        </w:rPr>
         <w:t>LISTE DES TABLEAUX</w:t>
       </w:r>
     </w:p>
@@ -816,16 +1368,9 @@
     </w:p>
     <w:p>
       <w:pPr>
-        <w:keepNext/>
-        <w:spacing w:before="280" w:after="160"/>
+        <w:pStyle w:val="Heading1"/>
       </w:pPr>
       <w:r>
-        <w:rPr>
-          <w:rFonts w:ascii="Times New Roman" w:hAnsi="Times New Roman" w:eastAsia="Times New Roman"/>
-          <w:b/>
-          <w:i w:val="0"/>
-          <w:sz w:val="32"/>
-        </w:rPr>
         <w:t>LISTE DES ABRÉVIATIONS, SIGLES ET ACRONYMES</w:t>
       </w:r>
     </w:p>
@@ -1825,16 +2370,9 @@
     </w:p>
     <w:p>
       <w:pPr>
-        <w:keepNext/>
-        <w:spacing w:before="280" w:after="160"/>
+        <w:pStyle w:val="Heading1"/>
       </w:pPr>
       <w:r>
-        <w:rPr>
-          <w:rFonts w:ascii="Times New Roman" w:hAnsi="Times New Roman" w:eastAsia="Times New Roman"/>
-          <w:b/>
-          <w:i w:val="0"/>
-          <w:sz w:val="32"/>
-        </w:rPr>
         <w:t>LISTE DES DÉFINITIONS</w:t>
       </w:r>
     </w:p>
@@ -2045,45 +2583,39 @@
     </w:p>
     <w:p>
       <w:pPr>
-        <w:keepNext/>
-        <w:spacing w:before="280" w:after="160"/>
+        <w:pStyle w:val="Heading1"/>
+        <w:spacing w:before="0"/>
+      </w:pPr>
+      <w:r>
+        <w:t>RÉSUMÉ</w:t>
+      </w:r>
+    </w:p>
+    <w:p>
+      <w:pPr>
+        <w:spacing w:line="240" w:lineRule="auto" w:after="120"/>
+        <w:jc w:val="both"/>
+      </w:pPr>
+      <w:r>
+        <w:rPr>
+          <w:rFonts w:ascii="Times New Roman" w:hAnsi="Times New Roman" w:eastAsia="Times New Roman"/>
+          <w:b w:val="0"/>
+          <w:i w:val="0"/>
+          <w:sz w:val="22"/>
+        </w:rPr>
+        <w:t>ChronoFS est une application web conçue et réalisée pour automatiser la génération des emplois du temps hebdomadaires de la Faculté des Sciences de l'Université d'Ébolowa (FS-UEB), un établissement réparti sur deux campus (Ébolowa et Monatélé) dont la planification reposait jusqu'ici sur des tableurs renseignés manuellement. Le problème est modélisé comme un problème de satisfaction de contraintes : neuf contraintes dures — dont deux propres à la répartition géographique de la Faculté — encadrent l'affectation d'une salle à chaque cours, tandis qu'une fonction objectif lexicographique arbitre entre les solutions admissibles restantes (taux de placement, priorité aux vacataires, équité entre filières, continuité de salle, adéquation capacité-effectif). La résolution est confiée au solveur de programmation par contraintes CP-SAT de la bibliothèque OR-Tools, intégré dans une architecture à trois niveaux : interface web progressive (React), API REST (Django REST Framework) et base de données relationnelle (PostgreSQL). L'application offre des espaces de travail différenciés à la Division des Affaires Académiques et de la Recherche et aux chefs de département, et produit des documents conformes aux formats officiels de l'établissement (PDF, Excel, Word). Sur les données réelles de la Faculté, la génération d'une semaine complète de cours s'exécute en quelques secondes et respecte l'ensemble des contraintes dures posées. Les limites identifiées — dépendance à la qualité des imports, référentiel de salles spéciales encore restreint — ouvrent des perspectives d'amélioration.</w:t>
+      </w:r>
+    </w:p>
+    <w:p>
+      <w:pPr>
+        <w:spacing w:line="240" w:lineRule="auto" w:after="120"/>
+        <w:jc w:val="both"/>
       </w:pPr>
       <w:r>
         <w:rPr>
           <w:rFonts w:ascii="Times New Roman" w:hAnsi="Times New Roman" w:eastAsia="Times New Roman"/>
           <w:b/>
           <w:i w:val="0"/>
-          <w:sz w:val="32"/>
-        </w:rPr>
-        <w:t>RÉSUMÉ</w:t>
-      </w:r>
-    </w:p>
-    <w:p>
-      <w:pPr>
-        <w:spacing w:line="360" w:lineRule="auto" w:after="160"/>
-        <w:jc w:val="both"/>
-      </w:pPr>
-      <w:r>
-        <w:rPr>
-          <w:rFonts w:ascii="Times New Roman" w:hAnsi="Times New Roman" w:eastAsia="Times New Roman"/>
-          <w:b w:val="0"/>
-          <w:i w:val="0"/>
-          <w:sz w:val="24"/>
-        </w:rPr>
-        <w:t>ChronoFS est une application web conçue et réalisée pour automatiser la génération des emplois du temps hebdomadaires de la Faculté des Sciences de l'Université d'Ébolowa (FS-UEB), un établissement réparti sur deux campus (Ébolowa et Monatélé) dont la planification reposait jusqu'ici sur des tableurs renseignés manuellement. Le problème est modélisé comme un problème de satisfaction de contraintes : neuf contraintes dures — dont deux propres à la répartition géographique de la Faculté — encadrent l'affectation d'une salle à chaque cours, tandis qu'une fonction objectif lexicographique arbitre entre les solutions admissibles restantes (taux de placement, priorité aux vacataires, équité entre filières, continuité de salle, adéquation capacité-effectif). La résolution est confiée au solveur de programmation par contraintes CP-SAT de la bibliothèque OR-Tools, intégré dans une architecture à trois niveaux : interface web progressive (React), API REST (Django REST Framework) et base de données relationnelle (PostgreSQL). L'application offre des espaces de travail différenciés à la Division des Affaires Académiques et de la Recherche et aux chefs de département, et produit des documents conformes aux formats officiels de l'établissement (PDF, Excel, Word). Sur les données réelles de la Faculté, la génération d'une semaine complète de cours s'exécute en quelques secondes et respecte l'ensemble des contraintes dures posées. Les limites identifiées — dépendance à la qualité des imports, référentiel de salles spéciales encore restreint — ouvrent des perspectives d'amélioration.</w:t>
-      </w:r>
-    </w:p>
-    <w:p>
-      <w:pPr>
-        <w:spacing w:line="360" w:lineRule="auto" w:after="160"/>
-        <w:jc w:val="both"/>
-      </w:pPr>
-      <w:r>
-        <w:rPr>
-          <w:rFonts w:ascii="Times New Roman" w:hAnsi="Times New Roman" w:eastAsia="Times New Roman"/>
-          <w:b/>
-          <w:i w:val="0"/>
-          <w:sz w:val="24"/>
+          <w:sz w:val="22"/>
         </w:rPr>
         <w:t>Mots-clés :</w:t>
       </w:r>
@@ -2092,52 +2624,46 @@
           <w:rFonts w:ascii="Times New Roman" w:hAnsi="Times New Roman" w:eastAsia="Times New Roman"/>
           <w:b w:val="0"/>
           <w:i w:val="0"/>
-          <w:sz w:val="24"/>
+          <w:sz w:val="22"/>
         </w:rPr>
         <w:t xml:space="preserve"> emploi du temps, programmation par contraintes, OR-Tools, planification universitaire, application web, FS-UEB.</w:t>
       </w:r>
     </w:p>
     <w:p>
       <w:pPr>
-        <w:keepNext/>
-        <w:spacing w:before="280" w:after="160"/>
+        <w:pStyle w:val="Heading1"/>
+        <w:spacing w:before="200"/>
+      </w:pPr>
+      <w:r>
+        <w:t>ABSTRACT</w:t>
+      </w:r>
+    </w:p>
+    <w:p>
+      <w:pPr>
+        <w:spacing w:line="240" w:lineRule="auto" w:after="120"/>
+        <w:jc w:val="both"/>
+      </w:pPr>
+      <w:r>
+        <w:rPr>
+          <w:rFonts w:ascii="Times New Roman" w:hAnsi="Times New Roman" w:eastAsia="Times New Roman"/>
+          <w:b w:val="0"/>
+          <w:i w:val="0"/>
+          <w:sz w:val="22"/>
+        </w:rPr>
+        <w:t>ChronoFS is a web application designed and developed to automate the generation of weekly timetables for the Faculty of Science of the University of Ebolowa (FS-UEB), an institution spread across two campuses (Ebolowa and Monatélé) whose scheduling previously relied on manually maintained spreadsheets. The problem is modelled as a constraint satisfaction problem: nine hard constraints — two of which are specific to the Faculty's geographic distribution — govern room assignment for each course, while a lexicographic objective function arbitrates between the remaining feasible solutions (placement rate, priority to part-time lecturers, fairness across programmes, room continuity, capacity-to-headcount fit). Resolution is delegated to the CP-SAT constraint programming solver from the OR-Tools library, embedded in a three-tier architecture: progressive web app front end (React), REST API (Django REST Framework) and relational database (PostgreSQL). The application provides dedicated workspaces for the Academic Affairs and Research Division and for department heads, and produces documents compliant with the institution's official formats (PDF, Excel, Word). On real Faculty data, generating a full week of courses runs in a few seconds and satisfies all hard constraints. Identified limitations — dependency on import data quality, a still-limited pool of special-purpose rooms — open avenues for further improvement.</w:t>
+      </w:r>
+    </w:p>
+    <w:p>
+      <w:pPr>
+        <w:spacing w:line="240" w:lineRule="auto" w:after="120"/>
+        <w:jc w:val="both"/>
       </w:pPr>
       <w:r>
         <w:rPr>
           <w:rFonts w:ascii="Times New Roman" w:hAnsi="Times New Roman" w:eastAsia="Times New Roman"/>
           <w:b/>
           <w:i w:val="0"/>
-          <w:sz w:val="32"/>
-        </w:rPr>
-        <w:t>ABSTRACT</w:t>
-      </w:r>
-    </w:p>
-    <w:p>
-      <w:pPr>
-        <w:spacing w:line="360" w:lineRule="auto" w:after="160"/>
-        <w:jc w:val="both"/>
-      </w:pPr>
-      <w:r>
-        <w:rPr>
-          <w:rFonts w:ascii="Times New Roman" w:hAnsi="Times New Roman" w:eastAsia="Times New Roman"/>
-          <w:b w:val="0"/>
-          <w:i w:val="0"/>
-          <w:sz w:val="24"/>
-        </w:rPr>
-        <w:t>ChronoFS is a web application designed and developed to automate the generation of weekly timetables for the Faculty of Science of the University of Ebolowa (FS-UEB), an institution spread across two campuses (Ebolowa and Monatélé) whose scheduling previously relied on manually maintained spreadsheets. The problem is modelled as a constraint satisfaction problem: nine hard constraints — two of which are specific to the Faculty's geographic distribution — govern room assignment for each course, while a lexicographic objective function arbitrates between the remaining feasible solutions (placement rate, priority to part-time lecturers, fairness across programmes, room continuity, capacity-to-headcount fit). Resolution is delegated to the CP-SAT constraint programming solver from the OR-Tools library, embedded in a three-tier architecture: progressive web app front end (React), REST API (Django REST Framework) and relational database (PostgreSQL). The application provides dedicated workspaces for the Academic Affairs and Research Division and for department heads, and produces documents compliant with the institution's official formats (PDF, Excel, Word). On real Faculty data, generating a full week of courses runs in a few seconds and satisfies all hard constraints. Identified limitations — dependency on import data quality, a still-limited pool of special-purpose rooms — open avenues for further improvement.</w:t>
-      </w:r>
-    </w:p>
-    <w:p>
-      <w:pPr>
-        <w:spacing w:line="360" w:lineRule="auto" w:after="160"/>
-        <w:jc w:val="both"/>
-      </w:pPr>
-      <w:r>
-        <w:rPr>
-          <w:rFonts w:ascii="Times New Roman" w:hAnsi="Times New Roman" w:eastAsia="Times New Roman"/>
-          <w:b/>
-          <w:i w:val="0"/>
-          <w:sz w:val="24"/>
+          <w:sz w:val="22"/>
         </w:rPr>
         <w:t>Keywords:</w:t>
       </w:r>
@@ -2146,7 +2672,7 @@
           <w:rFonts w:ascii="Times New Roman" w:hAnsi="Times New Roman" w:eastAsia="Times New Roman"/>
           <w:b w:val="0"/>
           <w:i w:val="0"/>
-          <w:sz w:val="24"/>
+          <w:sz w:val="22"/>
         </w:rPr>
         <w:t xml:space="preserve"> timetabling, constraint programming, OR-Tools, university scheduling, web application, FS-UEB.</w:t>
       </w:r>
@@ -2165,16 +2691,9 @@
     </w:p>
     <w:p>
       <w:pPr>
-        <w:keepNext/>
-        <w:spacing w:before="280" w:after="160"/>
+        <w:pStyle w:val="Heading1"/>
       </w:pPr>
       <w:r>
-        <w:rPr>
-          <w:rFonts w:ascii="Times New Roman" w:hAnsi="Times New Roman" w:eastAsia="Times New Roman"/>
-          <w:b/>
-          <w:i w:val="0"/>
-          <w:sz w:val="32"/>
-        </w:rPr>
         <w:t>INTRODUCTION GÉNÉRALE</w:t>
       </w:r>
     </w:p>
@@ -2349,9 +2868,16 @@
       </w:r>
     </w:p>
     <w:p>
-      <w:r>
-        <w:br w:type="page"/>
-      </w:r>
+      <w:pPr>
+        <w:sectPr>
+          <w:footerReference w:type="default" r:id="rId13"/>
+          <w:pgSz w:w="12240" w:h="15840"/>
+          <w:pgMar w:top="1417" w:right="1417" w:bottom="1417" w:left="1417" w:header="720" w:footer="720" w:gutter="0"/>
+          <w:cols w:space="720"/>
+          <w:docGrid w:linePitch="360"/>
+          <w:pgNumType w:fmt="decimal" w:start="1"/>
+        </w:sectPr>
+      </w:pPr>
     </w:p>
     <w:p/>
     <w:p/>
@@ -2361,6 +2887,7 @@
     <w:p/>
     <w:p>
       <w:pPr>
+        <w:pStyle w:val="Heading1"/>
         <w:jc w:val="center"/>
       </w:pPr>
       <w:r>
@@ -2368,23 +2895,9 @@
           <w:rFonts w:ascii="Times New Roman" w:hAnsi="Times New Roman" w:eastAsia="Times New Roman"/>
           <w:b/>
           <w:i w:val="0"/>
-          <w:sz w:val="40"/>
+          <w:sz w:val="36"/>
         </w:rPr>
-        <w:t>CHAPITRE I</w:t>
-      </w:r>
-    </w:p>
-    <w:p>
-      <w:pPr>
-        <w:jc w:val="center"/>
-      </w:pPr>
-      <w:r>
-        <w:rPr>
-          <w:rFonts w:ascii="Times New Roman" w:hAnsi="Times New Roman" w:eastAsia="Times New Roman"/>
-          <w:b/>
-          <w:i w:val="0"/>
-          <w:sz w:val="32"/>
-        </w:rPr>
-        <w:t>REVUE DE LA LITTÉRATURE</w:t>
+        <w:t>CHAPITRE I : REVUE DE LA LITTÉRATURE</w:t>
       </w:r>
     </w:p>
     <w:p>
@@ -2394,16 +2907,9 @@
     </w:p>
     <w:p>
       <w:pPr>
-        <w:keepNext/>
-        <w:spacing w:before="280" w:after="160"/>
+        <w:pStyle w:val="Heading2"/>
       </w:pPr>
       <w:r>
-        <w:rPr>
-          <w:rFonts w:ascii="Times New Roman" w:hAnsi="Times New Roman" w:eastAsia="Times New Roman"/>
-          <w:b/>
-          <w:i w:val="0"/>
-          <w:sz w:val="28"/>
-        </w:rPr>
         <w:t>I.1. Introduction</w:t>
       </w:r>
     </w:p>
@@ -2424,16 +2930,9 @@
     </w:p>
     <w:p>
       <w:pPr>
-        <w:keepNext/>
-        <w:spacing w:before="280" w:after="160"/>
+        <w:pStyle w:val="Heading2"/>
       </w:pPr>
       <w:r>
-        <w:rPr>
-          <w:rFonts w:ascii="Times New Roman" w:hAnsi="Times New Roman" w:eastAsia="Times New Roman"/>
-          <w:b/>
-          <w:i w:val="0"/>
-          <w:sz w:val="28"/>
-        </w:rPr>
         <w:t>I.2. Concepts fondamentaux</w:t>
       </w:r>
     </w:p>
@@ -2537,16 +3036,9 @@
     </w:p>
     <w:p>
       <w:pPr>
-        <w:keepNext/>
-        <w:spacing w:before="280" w:after="160"/>
+        <w:pStyle w:val="Heading2"/>
       </w:pPr>
       <w:r>
-        <w:rPr>
-          <w:rFonts w:ascii="Times New Roman" w:hAnsi="Times New Roman" w:eastAsia="Times New Roman"/>
-          <w:b/>
-          <w:i w:val="0"/>
-          <w:sz w:val="28"/>
-        </w:rPr>
         <w:t>I.3. Complexité du problème</w:t>
       </w:r>
     </w:p>
@@ -2582,16 +3074,9 @@
     </w:p>
     <w:p>
       <w:pPr>
-        <w:keepNext/>
-        <w:spacing w:before="280" w:after="160"/>
+        <w:pStyle w:val="Heading2"/>
       </w:pPr>
       <w:r>
-        <w:rPr>
-          <w:rFonts w:ascii="Times New Roman" w:hAnsi="Times New Roman" w:eastAsia="Times New Roman"/>
-          <w:b/>
-          <w:i w:val="0"/>
-          <w:sz w:val="28"/>
-        </w:rPr>
         <w:t>I.4. Approches de résolution</w:t>
       </w:r>
     </w:p>
@@ -2612,16 +3097,9 @@
     </w:p>
     <w:p>
       <w:pPr>
-        <w:keepNext/>
-        <w:spacing w:before="280" w:after="160"/>
+        <w:pStyle w:val="Heading3"/>
       </w:pPr>
       <w:r>
-        <w:rPr>
-          <w:rFonts w:ascii="Times New Roman" w:hAnsi="Times New Roman" w:eastAsia="Times New Roman"/>
-          <w:b/>
-          <w:i w:val="0"/>
-          <w:sz w:val="26"/>
-        </w:rPr>
         <w:t>I.4.1. Approches exactes de recherche opérationnelle</w:t>
       </w:r>
     </w:p>
@@ -2642,16 +3120,9 @@
     </w:p>
     <w:p>
       <w:pPr>
-        <w:keepNext/>
-        <w:spacing w:before="280" w:after="160"/>
+        <w:pStyle w:val="Heading3"/>
       </w:pPr>
       <w:r>
-        <w:rPr>
-          <w:rFonts w:ascii="Times New Roman" w:hAnsi="Times New Roman" w:eastAsia="Times New Roman"/>
-          <w:b/>
-          <w:i w:val="0"/>
-          <w:sz w:val="26"/>
-        </w:rPr>
         <w:t>I.4.2. Métaheuristiques</w:t>
       </w:r>
     </w:p>
@@ -2672,16 +3143,9 @@
     </w:p>
     <w:p>
       <w:pPr>
-        <w:keepNext/>
-        <w:spacing w:before="280" w:after="160"/>
+        <w:pStyle w:val="Heading3"/>
       </w:pPr>
       <w:r>
-        <w:rPr>
-          <w:rFonts w:ascii="Times New Roman" w:hAnsi="Times New Roman" w:eastAsia="Times New Roman"/>
-          <w:b/>
-          <w:i w:val="0"/>
-          <w:sz w:val="26"/>
-        </w:rPr>
         <w:t>I.4.3. Satisfaction de contraintes et heuristiques constructives</w:t>
       </w:r>
     </w:p>
@@ -2702,16 +3166,9 @@
     </w:p>
     <w:p>
       <w:pPr>
-        <w:keepNext/>
-        <w:spacing w:before="280" w:after="160"/>
+        <w:pStyle w:val="Heading3"/>
       </w:pPr>
       <w:r>
-        <w:rPr>
-          <w:rFonts w:ascii="Times New Roman" w:hAnsi="Times New Roman" w:eastAsia="Times New Roman"/>
-          <w:b/>
-          <w:i w:val="0"/>
-          <w:sz w:val="26"/>
-        </w:rPr>
         <w:t>I.4.4. Solveurs modernes de programmation par contraintes</w:t>
       </w:r>
     </w:p>
@@ -2732,16 +3189,9 @@
     </w:p>
     <w:p>
       <w:pPr>
-        <w:keepNext/>
-        <w:spacing w:before="280" w:after="160"/>
+        <w:pStyle w:val="Heading2"/>
       </w:pPr>
       <w:r>
-        <w:rPr>
-          <w:rFonts w:ascii="Times New Roman" w:hAnsi="Times New Roman" w:eastAsia="Times New Roman"/>
-          <w:b/>
-          <w:i w:val="0"/>
-          <w:sz w:val="28"/>
-        </w:rPr>
         <w:t>I.5. Outils existants de génération d'emplois du temps</w:t>
       </w:r>
     </w:p>
@@ -2762,16 +3212,9 @@
     </w:p>
     <w:p>
       <w:pPr>
-        <w:keepNext/>
-        <w:spacing w:before="280" w:after="160"/>
+        <w:pStyle w:val="Heading2"/>
       </w:pPr>
       <w:r>
-        <w:rPr>
-          <w:rFonts w:ascii="Times New Roman" w:hAnsi="Times New Roman" w:eastAsia="Times New Roman"/>
-          <w:b/>
-          <w:i w:val="0"/>
-          <w:sz w:val="28"/>
-        </w:rPr>
         <w:t>I.6. Synthèse et positionnement de ChronoFS</w:t>
       </w:r>
     </w:p>
@@ -2807,16 +3250,9 @@
     </w:p>
     <w:p>
       <w:pPr>
-        <w:keepNext/>
-        <w:spacing w:before="280" w:after="160"/>
+        <w:pStyle w:val="Heading2"/>
       </w:pPr>
       <w:r>
-        <w:rPr>
-          <w:rFonts w:ascii="Times New Roman" w:hAnsi="Times New Roman" w:eastAsia="Times New Roman"/>
-          <w:b/>
-          <w:i w:val="0"/>
-          <w:sz w:val="28"/>
-        </w:rPr>
         <w:t>I.7. Conclusion du chapitre</w:t>
       </w:r>
     </w:p>
@@ -2836,9 +3272,18 @@
       </w:r>
     </w:p>
     <w:p>
-      <w:r>
-        <w:br w:type="page"/>
-      </w:r>
+      <w:pPr>
+        <w:sectPr>
+          <w:footerReference w:type="default" r:id="rId14"/>
+          <w:footerReference w:type="first" r:id="rId15"/>
+          <w:pgSz w:w="12240" w:h="15840"/>
+          <w:pgMar w:top="1417" w:right="1417" w:bottom="1417" w:left="1417" w:header="720" w:footer="720" w:gutter="0"/>
+          <w:cols w:space="720"/>
+          <w:docGrid w:linePitch="360"/>
+          <w:pgNumType w:fmt="decimal" w:start="1"/>
+          <w:titlePg/>
+        </w:sectPr>
+      </w:pPr>
     </w:p>
     <w:p/>
     <w:p/>
@@ -2848,6 +3293,7 @@
     <w:p/>
     <w:p>
       <w:pPr>
+        <w:pStyle w:val="Heading1"/>
         <w:jc w:val="center"/>
       </w:pPr>
       <w:r>
@@ -2855,23 +3301,9 @@
           <w:rFonts w:ascii="Times New Roman" w:hAnsi="Times New Roman" w:eastAsia="Times New Roman"/>
           <w:b/>
           <w:i w:val="0"/>
-          <w:sz w:val="40"/>
+          <w:sz w:val="36"/>
         </w:rPr>
-        <w:t>CHAPITRE II</w:t>
-      </w:r>
-    </w:p>
-    <w:p>
-      <w:pPr>
-        <w:jc w:val="center"/>
-      </w:pPr>
-      <w:r>
-        <w:rPr>
-          <w:rFonts w:ascii="Times New Roman" w:hAnsi="Times New Roman" w:eastAsia="Times New Roman"/>
-          <w:b/>
-          <w:i w:val="0"/>
-          <w:sz w:val="32"/>
-        </w:rPr>
-        <w:t>MATÉRIEL ET MÉTHODES</w:t>
+        <w:t>CHAPITRE II : MATÉRIEL ET MÉTHODES</w:t>
       </w:r>
     </w:p>
     <w:p>
@@ -2881,16 +3313,9 @@
     </w:p>
     <w:p>
       <w:pPr>
-        <w:keepNext/>
-        <w:spacing w:before="280" w:after="160"/>
+        <w:pStyle w:val="Heading2"/>
       </w:pPr>
       <w:r>
-        <w:rPr>
-          <w:rFonts w:ascii="Times New Roman" w:hAnsi="Times New Roman" w:eastAsia="Times New Roman"/>
-          <w:b/>
-          <w:i w:val="0"/>
-          <w:sz w:val="28"/>
-        </w:rPr>
         <w:t>II.1. Introduction</w:t>
       </w:r>
     </w:p>
@@ -2911,16 +3336,9 @@
     </w:p>
     <w:p>
       <w:pPr>
-        <w:keepNext/>
-        <w:spacing w:before="280" w:after="160"/>
+        <w:pStyle w:val="Heading2"/>
       </w:pPr>
       <w:r>
-        <w:rPr>
-          <w:rFonts w:ascii="Times New Roman" w:hAnsi="Times New Roman" w:eastAsia="Times New Roman"/>
-          <w:b/>
-          <w:i w:val="0"/>
-          <w:sz w:val="28"/>
-        </w:rPr>
         <w:t>II.2. Cadre de l'étude</w:t>
       </w:r>
     </w:p>
@@ -2956,31 +3374,17 @@
     </w:p>
     <w:p>
       <w:pPr>
-        <w:keepNext/>
-        <w:spacing w:before="280" w:after="160"/>
+        <w:pStyle w:val="Heading2"/>
       </w:pPr>
       <w:r>
-        <w:rPr>
-          <w:rFonts w:ascii="Times New Roman" w:hAnsi="Times New Roman" w:eastAsia="Times New Roman"/>
-          <w:b/>
-          <w:i w:val="0"/>
-          <w:sz w:val="28"/>
-        </w:rPr>
         <w:t>II.3. Modélisation du problème de planification</w:t>
       </w:r>
     </w:p>
     <w:p>
       <w:pPr>
-        <w:keepNext/>
-        <w:spacing w:before="280" w:after="160"/>
+        <w:pStyle w:val="Heading3"/>
       </w:pPr>
       <w:r>
-        <w:rPr>
-          <w:rFonts w:ascii="Times New Roman" w:hAnsi="Times New Roman" w:eastAsia="Times New Roman"/>
-          <w:b/>
-          <w:i w:val="0"/>
-          <w:sz w:val="26"/>
-        </w:rPr>
         <w:t>II.3.1. Objets du domaine</w:t>
       </w:r>
     </w:p>
@@ -3199,7 +3603,7 @@
                     <pic:cNvPicPr/>
                   </pic:nvPicPr>
                   <pic:blipFill>
-                    <a:blip r:embed="rId14"/>
+                    <a:blip r:embed="rId18"/>
                     <a:stretch>
                       <a:fillRect/>
                     </a:stretch>
@@ -3227,33 +3631,52 @@
         <w:rPr>
           <w:rFonts w:ascii="Times New Roman" w:hAnsi="Times New Roman" w:eastAsia="Times New Roman"/>
           <w:b/>
-          <w:i w:val="0"/>
+          <w:i/>
           <w:sz w:val="22"/>
+          <w:u w:val="single"/>
         </w:rPr>
-        <w:t xml:space="preserve">Figure 1. </w:t>
+        <w:t xml:space="preserve">Figure </w:t>
       </w:r>
       <w:r>
         <w:rPr>
           <w:rFonts w:ascii="Times New Roman" w:hAnsi="Times New Roman" w:eastAsia="Times New Roman"/>
-          <w:b w:val="0"/>
+          <w:b/>
           <w:i/>
           <w:sz w:val="22"/>
+          <w:u w:val="single"/>
+        </w:rPr>
+        <w:fldChar w:fldCharType="begin"/>
+        <w:instrText xml:space="preserve">SEQ Figure \* ARABIC</w:instrText>
+        <w:fldChar w:fldCharType="separate"/>
+        <w:t>1</w:t>
+        <w:fldChar w:fldCharType="end"/>
+      </w:r>
+      <w:r>
+        <w:rPr>
+          <w:rFonts w:ascii="Times New Roman" w:hAnsi="Times New Roman" w:eastAsia="Times New Roman"/>
+          <w:b/>
+          <w:i/>
+          <w:sz w:val="22"/>
+          <w:u w:val="single"/>
+        </w:rPr>
+        <w:t xml:space="preserve"> : </w:t>
+      </w:r>
+      <w:r>
+        <w:rPr>
+          <w:rFonts w:ascii="Times New Roman" w:hAnsi="Times New Roman" w:eastAsia="Times New Roman"/>
+          <w:b/>
+          <w:i/>
+          <w:sz w:val="22"/>
+          <w:u w:val="single"/>
         </w:rPr>
         <w:t>Diagramme de classes du domaine ChronoFS</w:t>
       </w:r>
     </w:p>
     <w:p>
       <w:pPr>
-        <w:keepNext/>
-        <w:spacing w:before="280" w:after="160"/>
+        <w:pStyle w:val="Heading3"/>
       </w:pPr>
       <w:r>
-        <w:rPr>
-          <w:rFonts w:ascii="Times New Roman" w:hAnsi="Times New Roman" w:eastAsia="Times New Roman"/>
-          <w:b/>
-          <w:i w:val="0"/>
-          <w:sz w:val="26"/>
-        </w:rPr>
         <w:t>II.3.2. Contraintes dures</w:t>
       </w:r>
     </w:p>
@@ -3275,22 +3698,49 @@
     <w:p>
       <w:pPr>
         <w:spacing w:after="80"/>
+        <w:jc w:val="center"/>
       </w:pPr>
       <w:r>
         <w:rPr>
           <w:rFonts w:ascii="Times New Roman" w:hAnsi="Times New Roman" w:eastAsia="Times New Roman"/>
           <w:b/>
-          <w:i w:val="0"/>
+          <w:i/>
           <w:sz w:val="22"/>
+          <w:u w:val="single"/>
         </w:rPr>
-        <w:t xml:space="preserve">Tableau 1. </w:t>
+        <w:t xml:space="preserve">Tableau </w:t>
       </w:r>
       <w:r>
         <w:rPr>
           <w:rFonts w:ascii="Times New Roman" w:hAnsi="Times New Roman" w:eastAsia="Times New Roman"/>
-          <w:b w:val="0"/>
+          <w:b/>
           <w:i/>
           <w:sz w:val="22"/>
+          <w:u w:val="single"/>
+        </w:rPr>
+        <w:fldChar w:fldCharType="begin"/>
+        <w:instrText xml:space="preserve">SEQ Tableau \* ARABIC</w:instrText>
+        <w:fldChar w:fldCharType="separate"/>
+        <w:t>1</w:t>
+        <w:fldChar w:fldCharType="end"/>
+      </w:r>
+      <w:r>
+        <w:rPr>
+          <w:rFonts w:ascii="Times New Roman" w:hAnsi="Times New Roman" w:eastAsia="Times New Roman"/>
+          <w:b/>
+          <w:i/>
+          <w:sz w:val="22"/>
+          <w:u w:val="single"/>
+        </w:rPr>
+        <w:t xml:space="preserve"> : </w:t>
+      </w:r>
+      <w:r>
+        <w:rPr>
+          <w:rFonts w:ascii="Times New Roman" w:hAnsi="Times New Roman" w:eastAsia="Times New Roman"/>
+          <w:b/>
+          <w:i/>
+          <w:sz w:val="22"/>
+          <w:u w:val="single"/>
         </w:rPr>
         <w:t>Contraintes dures du problème de planification ChronoFS</w:t>
       </w:r>
@@ -3725,16 +4175,9 @@
     </w:p>
     <w:p>
       <w:pPr>
-        <w:keepNext/>
-        <w:spacing w:before="280" w:after="160"/>
+        <w:pStyle w:val="Heading3"/>
       </w:pPr>
       <w:r>
-        <w:rPr>
-          <w:rFonts w:ascii="Times New Roman" w:hAnsi="Times New Roman" w:eastAsia="Times New Roman"/>
-          <w:b/>
-          <w:i w:val="0"/>
-          <w:sz w:val="26"/>
-        </w:rPr>
         <w:t>II.3.3. Fonction objectif et contraintes souples</w:t>
       </w:r>
     </w:p>
@@ -3755,16 +4198,9 @@
     </w:p>
     <w:p>
       <w:pPr>
-        <w:keepNext/>
-        <w:spacing w:before="280" w:after="160"/>
+        <w:pStyle w:val="Heading3"/>
       </w:pPr>
       <w:r>
-        <w:rPr>
-          <w:rFonts w:ascii="Times New Roman" w:hAnsi="Times New Roman" w:eastAsia="Times New Roman"/>
-          <w:b/>
-          <w:i w:val="0"/>
-          <w:sz w:val="26"/>
-        </w:rPr>
         <w:t>II.3.4. Attribution des salles et salles spéciales</w:t>
       </w:r>
     </w:p>
@@ -3786,22 +4222,49 @@
     <w:p>
       <w:pPr>
         <w:spacing w:after="80"/>
+        <w:jc w:val="center"/>
       </w:pPr>
       <w:r>
         <w:rPr>
           <w:rFonts w:ascii="Times New Roman" w:hAnsi="Times New Roman" w:eastAsia="Times New Roman"/>
           <w:b/>
-          <w:i w:val="0"/>
+          <w:i/>
           <w:sz w:val="22"/>
+          <w:u w:val="single"/>
         </w:rPr>
-        <w:t xml:space="preserve">Tableau 2. </w:t>
+        <w:t xml:space="preserve">Tableau </w:t>
       </w:r>
       <w:r>
         <w:rPr>
           <w:rFonts w:ascii="Times New Roman" w:hAnsi="Times New Roman" w:eastAsia="Times New Roman"/>
-          <w:b w:val="0"/>
+          <w:b/>
           <w:i/>
           <w:sz w:val="22"/>
+          <w:u w:val="single"/>
+        </w:rPr>
+        <w:fldChar w:fldCharType="begin"/>
+        <w:instrText xml:space="preserve">SEQ Tableau \* ARABIC</w:instrText>
+        <w:fldChar w:fldCharType="separate"/>
+        <w:t>2</w:t>
+        <w:fldChar w:fldCharType="end"/>
+      </w:r>
+      <w:r>
+        <w:rPr>
+          <w:rFonts w:ascii="Times New Roman" w:hAnsi="Times New Roman" w:eastAsia="Times New Roman"/>
+          <w:b/>
+          <w:i/>
+          <w:sz w:val="22"/>
+          <w:u w:val="single"/>
+        </w:rPr>
+        <w:t xml:space="preserve"> : </w:t>
+      </w:r>
+      <w:r>
+        <w:rPr>
+          <w:rFonts w:ascii="Times New Roman" w:hAnsi="Times New Roman" w:eastAsia="Times New Roman"/>
+          <w:b/>
+          <w:i/>
+          <w:sz w:val="22"/>
+          <w:u w:val="single"/>
         </w:rPr>
         <w:t>Règle d'attribution des salles selon l'effectif</w:t>
       </w:r>
@@ -4056,16 +4519,9 @@
     </w:p>
     <w:p>
       <w:pPr>
-        <w:keepNext/>
-        <w:spacing w:before="280" w:after="160"/>
+        <w:pStyle w:val="Heading3"/>
       </w:pPr>
       <w:r>
-        <w:rPr>
-          <w:rFonts w:ascii="Times New Roman" w:hAnsi="Times New Roman" w:eastAsia="Times New Roman"/>
-          <w:b/>
-          <w:i w:val="0"/>
-          <w:sz w:val="26"/>
-        </w:rPr>
         <w:t>II.3.5. Plages horaires</w:t>
       </w:r>
     </w:p>
@@ -4087,22 +4543,49 @@
     <w:p>
       <w:pPr>
         <w:spacing w:after="80"/>
+        <w:jc w:val="center"/>
       </w:pPr>
       <w:r>
         <w:rPr>
           <w:rFonts w:ascii="Times New Roman" w:hAnsi="Times New Roman" w:eastAsia="Times New Roman"/>
           <w:b/>
-          <w:i w:val="0"/>
+          <w:i/>
           <w:sz w:val="22"/>
+          <w:u w:val="single"/>
         </w:rPr>
-        <w:t xml:space="preserve">Tableau 3. </w:t>
+        <w:t xml:space="preserve">Tableau </w:t>
       </w:r>
       <w:r>
         <w:rPr>
           <w:rFonts w:ascii="Times New Roman" w:hAnsi="Times New Roman" w:eastAsia="Times New Roman"/>
-          <w:b w:val="0"/>
+          <w:b/>
           <w:i/>
           <w:sz w:val="22"/>
+          <w:u w:val="single"/>
+        </w:rPr>
+        <w:fldChar w:fldCharType="begin"/>
+        <w:instrText xml:space="preserve">SEQ Tableau \* ARABIC</w:instrText>
+        <w:fldChar w:fldCharType="separate"/>
+        <w:t>3</w:t>
+        <w:fldChar w:fldCharType="end"/>
+      </w:r>
+      <w:r>
+        <w:rPr>
+          <w:rFonts w:ascii="Times New Roman" w:hAnsi="Times New Roman" w:eastAsia="Times New Roman"/>
+          <w:b/>
+          <w:i/>
+          <w:sz w:val="22"/>
+          <w:u w:val="single"/>
+        </w:rPr>
+        <w:t xml:space="preserve"> : </w:t>
+      </w:r>
+      <w:r>
+        <w:rPr>
+          <w:rFonts w:ascii="Times New Roman" w:hAnsi="Times New Roman" w:eastAsia="Times New Roman"/>
+          <w:b/>
+          <w:i/>
+          <w:sz w:val="22"/>
+          <w:u w:val="single"/>
         </w:rPr>
         <w:t>Plages horaires hebdomadaires de la FS-UEB</w:t>
       </w:r>
@@ -4306,16 +4789,9 @@
     </w:p>
     <w:p>
       <w:pPr>
-        <w:keepNext/>
-        <w:spacing w:before="280" w:after="160"/>
+        <w:pStyle w:val="Heading2"/>
       </w:pPr>
       <w:r>
-        <w:rPr>
-          <w:rFonts w:ascii="Times New Roman" w:hAnsi="Times New Roman" w:eastAsia="Times New Roman"/>
-          <w:b/>
-          <w:i w:val="0"/>
-          <w:sz w:val="28"/>
-        </w:rPr>
         <w:t>II.4. Démarche de conception</w:t>
       </w:r>
     </w:p>
@@ -4354,7 +4830,7 @@
                     <pic:cNvPicPr/>
                   </pic:nvPicPr>
                   <pic:blipFill>
-                    <a:blip r:embed="rId15"/>
+                    <a:blip r:embed="rId19"/>
                     <a:stretch>
                       <a:fillRect/>
                     </a:stretch>
@@ -4382,17 +4858,43 @@
         <w:rPr>
           <w:rFonts w:ascii="Times New Roman" w:hAnsi="Times New Roman" w:eastAsia="Times New Roman"/>
           <w:b/>
-          <w:i w:val="0"/>
+          <w:i/>
           <w:sz w:val="22"/>
+          <w:u w:val="single"/>
         </w:rPr>
-        <w:t xml:space="preserve">Figure 2. </w:t>
+        <w:t xml:space="preserve">Figure </w:t>
       </w:r>
       <w:r>
         <w:rPr>
           <w:rFonts w:ascii="Times New Roman" w:hAnsi="Times New Roman" w:eastAsia="Times New Roman"/>
-          <w:b w:val="0"/>
+          <w:b/>
           <w:i/>
           <w:sz w:val="22"/>
+          <w:u w:val="single"/>
+        </w:rPr>
+        <w:fldChar w:fldCharType="begin"/>
+        <w:instrText xml:space="preserve">SEQ Figure \* ARABIC</w:instrText>
+        <w:fldChar w:fldCharType="separate"/>
+        <w:t>2</w:t>
+        <w:fldChar w:fldCharType="end"/>
+      </w:r>
+      <w:r>
+        <w:rPr>
+          <w:rFonts w:ascii="Times New Roman" w:hAnsi="Times New Roman" w:eastAsia="Times New Roman"/>
+          <w:b/>
+          <w:i/>
+          <w:sz w:val="22"/>
+          <w:u w:val="single"/>
+        </w:rPr>
+        <w:t xml:space="preserve"> : </w:t>
+      </w:r>
+      <w:r>
+        <w:rPr>
+          <w:rFonts w:ascii="Times New Roman" w:hAnsi="Times New Roman" w:eastAsia="Times New Roman"/>
+          <w:b/>
+          <w:i/>
+          <w:sz w:val="22"/>
+          <w:u w:val="single"/>
         </w:rPr>
         <w:t>Diagramme de cas d'utilisation de ChronoFS</w:t>
       </w:r>
@@ -4417,7 +4919,7 @@
                     <pic:cNvPicPr/>
                   </pic:nvPicPr>
                   <pic:blipFill>
-                    <a:blip r:embed="rId16"/>
+                    <a:blip r:embed="rId20"/>
                     <a:stretch>
                       <a:fillRect/>
                     </a:stretch>
@@ -4445,17 +4947,43 @@
         <w:rPr>
           <w:rFonts w:ascii="Times New Roman" w:hAnsi="Times New Roman" w:eastAsia="Times New Roman"/>
           <w:b/>
-          <w:i w:val="0"/>
+          <w:i/>
           <w:sz w:val="22"/>
+          <w:u w:val="single"/>
         </w:rPr>
-        <w:t xml:space="preserve">Figure 3. </w:t>
+        <w:t xml:space="preserve">Figure </w:t>
       </w:r>
       <w:r>
         <w:rPr>
           <w:rFonts w:ascii="Times New Roman" w:hAnsi="Times New Roman" w:eastAsia="Times New Roman"/>
-          <w:b w:val="0"/>
+          <w:b/>
           <w:i/>
           <w:sz w:val="22"/>
+          <w:u w:val="single"/>
+        </w:rPr>
+        <w:fldChar w:fldCharType="begin"/>
+        <w:instrText xml:space="preserve">SEQ Figure \* ARABIC</w:instrText>
+        <w:fldChar w:fldCharType="separate"/>
+        <w:t>3</w:t>
+        <w:fldChar w:fldCharType="end"/>
+      </w:r>
+      <w:r>
+        <w:rPr>
+          <w:rFonts w:ascii="Times New Roman" w:hAnsi="Times New Roman" w:eastAsia="Times New Roman"/>
+          <w:b/>
+          <w:i/>
+          <w:sz w:val="22"/>
+          <w:u w:val="single"/>
+        </w:rPr>
+        <w:t xml:space="preserve"> : </w:t>
+      </w:r>
+      <w:r>
+        <w:rPr>
+          <w:rFonts w:ascii="Times New Roman" w:hAnsi="Times New Roman" w:eastAsia="Times New Roman"/>
+          <w:b/>
+          <w:i/>
+          <w:sz w:val="22"/>
+          <w:u w:val="single"/>
         </w:rPr>
         <w:t>Diagramme d'activité du cycle hebdomadaire de planification</w:t>
       </w:r>
@@ -4480,7 +5008,7 @@
                     <pic:cNvPicPr/>
                   </pic:nvPicPr>
                   <pic:blipFill>
-                    <a:blip r:embed="rId17"/>
+                    <a:blip r:embed="rId21"/>
                     <a:stretch>
                       <a:fillRect/>
                     </a:stretch>
@@ -4508,33 +5036,52 @@
         <w:rPr>
           <w:rFonts w:ascii="Times New Roman" w:hAnsi="Times New Roman" w:eastAsia="Times New Roman"/>
           <w:b/>
-          <w:i w:val="0"/>
+          <w:i/>
           <w:sz w:val="22"/>
+          <w:u w:val="single"/>
         </w:rPr>
-        <w:t xml:space="preserve">Figure 4. </w:t>
+        <w:t xml:space="preserve">Figure </w:t>
       </w:r>
       <w:r>
         <w:rPr>
           <w:rFonts w:ascii="Times New Roman" w:hAnsi="Times New Roman" w:eastAsia="Times New Roman"/>
-          <w:b w:val="0"/>
+          <w:b/>
           <w:i/>
           <w:sz w:val="22"/>
+          <w:u w:val="single"/>
+        </w:rPr>
+        <w:fldChar w:fldCharType="begin"/>
+        <w:instrText xml:space="preserve">SEQ Figure \* ARABIC</w:instrText>
+        <w:fldChar w:fldCharType="separate"/>
+        <w:t>4</w:t>
+        <w:fldChar w:fldCharType="end"/>
+      </w:r>
+      <w:r>
+        <w:rPr>
+          <w:rFonts w:ascii="Times New Roman" w:hAnsi="Times New Roman" w:eastAsia="Times New Roman"/>
+          <w:b/>
+          <w:i/>
+          <w:sz w:val="22"/>
+          <w:u w:val="single"/>
+        </w:rPr>
+        <w:t xml:space="preserve"> : </w:t>
+      </w:r>
+      <w:r>
+        <w:rPr>
+          <w:rFonts w:ascii="Times New Roman" w:hAnsi="Times New Roman" w:eastAsia="Times New Roman"/>
+          <w:b/>
+          <w:i/>
+          <w:sz w:val="22"/>
+          <w:u w:val="single"/>
         </w:rPr>
         <w:t>Diagramme de séquence de la génération automatique d'un planning</w:t>
       </w:r>
     </w:p>
     <w:p>
       <w:pPr>
-        <w:keepNext/>
-        <w:spacing w:before="280" w:after="160"/>
+        <w:pStyle w:val="Heading2"/>
       </w:pPr>
       <w:r>
-        <w:rPr>
-          <w:rFonts w:ascii="Times New Roman" w:hAnsi="Times New Roman" w:eastAsia="Times New Roman"/>
-          <w:b/>
-          <w:i w:val="0"/>
-          <w:sz w:val="28"/>
-        </w:rPr>
         <w:t>II.5. Architecture logicielle</w:t>
       </w:r>
     </w:p>
@@ -4573,7 +5120,7 @@
                     <pic:cNvPicPr/>
                   </pic:nvPicPr>
                   <pic:blipFill>
-                    <a:blip r:embed="rId18"/>
+                    <a:blip r:embed="rId22"/>
                     <a:stretch>
                       <a:fillRect/>
                     </a:stretch>
@@ -4601,55 +5148,101 @@
         <w:rPr>
           <w:rFonts w:ascii="Times New Roman" w:hAnsi="Times New Roman" w:eastAsia="Times New Roman"/>
           <w:b/>
-          <w:i w:val="0"/>
+          <w:i/>
           <w:sz w:val="22"/>
+          <w:u w:val="single"/>
         </w:rPr>
-        <w:t xml:space="preserve">Figure 5. </w:t>
+        <w:t xml:space="preserve">Figure </w:t>
       </w:r>
       <w:r>
         <w:rPr>
           <w:rFonts w:ascii="Times New Roman" w:hAnsi="Times New Roman" w:eastAsia="Times New Roman"/>
-          <w:b w:val="0"/>
+          <w:b/>
           <w:i/>
           <w:sz w:val="22"/>
+          <w:u w:val="single"/>
+        </w:rPr>
+        <w:fldChar w:fldCharType="begin"/>
+        <w:instrText xml:space="preserve">SEQ Figure \* ARABIC</w:instrText>
+        <w:fldChar w:fldCharType="separate"/>
+        <w:t>5</w:t>
+        <w:fldChar w:fldCharType="end"/>
+      </w:r>
+      <w:r>
+        <w:rPr>
+          <w:rFonts w:ascii="Times New Roman" w:hAnsi="Times New Roman" w:eastAsia="Times New Roman"/>
+          <w:b/>
+          <w:i/>
+          <w:sz w:val="22"/>
+          <w:u w:val="single"/>
+        </w:rPr>
+        <w:t xml:space="preserve"> : </w:t>
+      </w:r>
+      <w:r>
+        <w:rPr>
+          <w:rFonts w:ascii="Times New Roman" w:hAnsi="Times New Roman" w:eastAsia="Times New Roman"/>
+          <w:b/>
+          <w:i/>
+          <w:sz w:val="22"/>
+          <w:u w:val="single"/>
         </w:rPr>
         <w:t>Architecture logicielle de ChronoFS</w:t>
       </w:r>
     </w:p>
     <w:p>
       <w:pPr>
-        <w:keepNext/>
-        <w:spacing w:before="280" w:after="160"/>
+        <w:pStyle w:val="Heading2"/>
+      </w:pPr>
+      <w:r>
+        <w:t>II.6. Choix technologiques</w:t>
+      </w:r>
+    </w:p>
+    <w:p>
+      <w:pPr>
+        <w:spacing w:after="80"/>
+        <w:jc w:val="center"/>
       </w:pPr>
       <w:r>
         <w:rPr>
           <w:rFonts w:ascii="Times New Roman" w:hAnsi="Times New Roman" w:eastAsia="Times New Roman"/>
           <w:b/>
-          <w:i w:val="0"/>
-          <w:sz w:val="28"/>
+          <w:i/>
+          <w:sz w:val="22"/>
+          <w:u w:val="single"/>
         </w:rPr>
-        <w:t>II.6. Choix technologiques</w:t>
+        <w:t xml:space="preserve">Tableau </w:t>
       </w:r>
-    </w:p>
-    <w:p>
-      <w:pPr>
-        <w:spacing w:after="80"/>
-      </w:pPr>
       <w:r>
         <w:rPr>
           <w:rFonts w:ascii="Times New Roman" w:hAnsi="Times New Roman" w:eastAsia="Times New Roman"/>
           <w:b/>
-          <w:i w:val="0"/>
+          <w:i/>
           <w:sz w:val="22"/>
+          <w:u w:val="single"/>
         </w:rPr>
-        <w:t xml:space="preserve">Tableau 4. </w:t>
+        <w:fldChar w:fldCharType="begin"/>
+        <w:instrText xml:space="preserve">SEQ Tableau \* ARABIC</w:instrText>
+        <w:fldChar w:fldCharType="separate"/>
+        <w:t>4</w:t>
+        <w:fldChar w:fldCharType="end"/>
       </w:r>
       <w:r>
         <w:rPr>
           <w:rFonts w:ascii="Times New Roman" w:hAnsi="Times New Roman" w:eastAsia="Times New Roman"/>
-          <w:b w:val="0"/>
+          <w:b/>
           <w:i/>
           <w:sz w:val="22"/>
+          <w:u w:val="single"/>
+        </w:rPr>
+        <w:t xml:space="preserve"> : </w:t>
+      </w:r>
+      <w:r>
+        <w:rPr>
+          <w:rFonts w:ascii="Times New Roman" w:hAnsi="Times New Roman" w:eastAsia="Times New Roman"/>
+          <w:b/>
+          <w:i/>
+          <w:sz w:val="22"/>
+          <w:u w:val="single"/>
         </w:rPr>
         <w:t>Stack technologique de ChronoFS</w:t>
       </w:r>
@@ -4940,16 +5533,9 @@
     </w:p>
     <w:p>
       <w:pPr>
-        <w:keepNext/>
-        <w:spacing w:before="280" w:after="160"/>
+        <w:pStyle w:val="Heading2"/>
       </w:pPr>
       <w:r>
-        <w:rPr>
-          <w:rFonts w:ascii="Times New Roman" w:hAnsi="Times New Roman" w:eastAsia="Times New Roman"/>
-          <w:b/>
-          <w:i w:val="0"/>
-          <w:sz w:val="28"/>
-        </w:rPr>
         <w:t>II.7. Algorithme de génération</w:t>
       </w:r>
     </w:p>
@@ -4970,16 +5556,9 @@
     </w:p>
     <w:p>
       <w:pPr>
-        <w:keepNext/>
-        <w:spacing w:before="280" w:after="160"/>
+        <w:pStyle w:val="Heading2"/>
       </w:pPr>
       <w:r>
-        <w:rPr>
-          <w:rFonts w:ascii="Times New Roman" w:hAnsi="Times New Roman" w:eastAsia="Times New Roman"/>
-          <w:b/>
-          <w:i w:val="0"/>
-          <w:sz w:val="28"/>
-        </w:rPr>
         <w:t>II.8. Méthodes de collecte et de traitement des données</w:t>
       </w:r>
     </w:p>
@@ -5000,16 +5579,9 @@
     </w:p>
     <w:p>
       <w:pPr>
-        <w:keepNext/>
-        <w:spacing w:before="280" w:after="160"/>
+        <w:pStyle w:val="Heading2"/>
       </w:pPr>
       <w:r>
-        <w:rPr>
-          <w:rFonts w:ascii="Times New Roman" w:hAnsi="Times New Roman" w:eastAsia="Times New Roman"/>
-          <w:b/>
-          <w:i w:val="0"/>
-          <w:sz w:val="28"/>
-        </w:rPr>
         <w:t>II.9. Conclusion du chapitre</w:t>
       </w:r>
     </w:p>
@@ -5029,9 +5601,18 @@
       </w:r>
     </w:p>
     <w:p>
-      <w:r>
-        <w:br w:type="page"/>
-      </w:r>
+      <w:pPr>
+        <w:sectPr>
+          <w:footerReference w:type="default" r:id="rId16"/>
+          <w:footerReference w:type="first" r:id="rId17"/>
+          <w:pgSz w:w="12240" w:h="15840"/>
+          <w:pgMar w:top="1417" w:right="1417" w:bottom="1417" w:left="1417" w:header="720" w:footer="720" w:gutter="0"/>
+          <w:cols w:space="720"/>
+          <w:docGrid w:linePitch="360"/>
+          <w:pgNumType w:fmt="decimal" w:start="1"/>
+          <w:titlePg/>
+        </w:sectPr>
+      </w:pPr>
     </w:p>
     <w:p/>
     <w:p/>
@@ -5041,6 +5622,7 @@
     <w:p/>
     <w:p>
       <w:pPr>
+        <w:pStyle w:val="Heading1"/>
         <w:jc w:val="center"/>
       </w:pPr>
       <w:r>
@@ -5048,23 +5630,9 @@
           <w:rFonts w:ascii="Times New Roman" w:hAnsi="Times New Roman" w:eastAsia="Times New Roman"/>
           <w:b/>
           <w:i w:val="0"/>
-          <w:sz w:val="40"/>
+          <w:sz w:val="36"/>
         </w:rPr>
-        <w:t>CHAPITRE III</w:t>
-      </w:r>
-    </w:p>
-    <w:p>
-      <w:pPr>
-        <w:jc w:val="center"/>
-      </w:pPr>
-      <w:r>
-        <w:rPr>
-          <w:rFonts w:ascii="Times New Roman" w:hAnsi="Times New Roman" w:eastAsia="Times New Roman"/>
-          <w:b/>
-          <w:i w:val="0"/>
-          <w:sz w:val="32"/>
-        </w:rPr>
-        <w:t>RÉSULTATS ET DISCUSSION</w:t>
+        <w:t>CHAPITRE III : RÉSULTATS ET DISCUSSION</w:t>
       </w:r>
     </w:p>
     <w:p>
@@ -5074,16 +5642,9 @@
     </w:p>
     <w:p>
       <w:pPr>
-        <w:keepNext/>
-        <w:spacing w:before="280" w:after="160"/>
+        <w:pStyle w:val="Heading2"/>
       </w:pPr>
       <w:r>
-        <w:rPr>
-          <w:rFonts w:ascii="Times New Roman" w:hAnsi="Times New Roman" w:eastAsia="Times New Roman"/>
-          <w:b/>
-          <w:i w:val="0"/>
-          <w:sz w:val="28"/>
-        </w:rPr>
         <w:t>III.1. Introduction</w:t>
       </w:r>
     </w:p>
@@ -5104,31 +5665,17 @@
     </w:p>
     <w:p>
       <w:pPr>
-        <w:keepNext/>
-        <w:spacing w:before="280" w:after="160"/>
+        <w:pStyle w:val="Heading2"/>
       </w:pPr>
       <w:r>
-        <w:rPr>
-          <w:rFonts w:ascii="Times New Roman" w:hAnsi="Times New Roman" w:eastAsia="Times New Roman"/>
-          <w:b/>
-          <w:i w:val="0"/>
-          <w:sz w:val="28"/>
-        </w:rPr>
         <w:t>III.2. Présentation de l'application réalisée</w:t>
       </w:r>
     </w:p>
     <w:p>
       <w:pPr>
-        <w:keepNext/>
-        <w:spacing w:before="280" w:after="160"/>
+        <w:pStyle w:val="Heading3"/>
       </w:pPr>
       <w:r>
-        <w:rPr>
-          <w:rFonts w:ascii="Times New Roman" w:hAnsi="Times New Roman" w:eastAsia="Times New Roman"/>
-          <w:b/>
-          <w:i w:val="0"/>
-          <w:sz w:val="26"/>
-        </w:rPr>
         <w:t>III.2.1. Espace public</w:t>
       </w:r>
     </w:p>
@@ -5167,7 +5714,7 @@
                     <pic:cNvPicPr/>
                   </pic:nvPicPr>
                   <pic:blipFill>
-                    <a:blip r:embed="rId19"/>
+                    <a:blip r:embed="rId25"/>
                     <a:stretch>
                       <a:fillRect/>
                     </a:stretch>
@@ -5195,33 +5742,52 @@
         <w:rPr>
           <w:rFonts w:ascii="Times New Roman" w:hAnsi="Times New Roman" w:eastAsia="Times New Roman"/>
           <w:b/>
-          <w:i w:val="0"/>
+          <w:i/>
           <w:sz w:val="22"/>
+          <w:u w:val="single"/>
         </w:rPr>
-        <w:t xml:space="preserve">Figure 6. </w:t>
+        <w:t xml:space="preserve">Figure </w:t>
       </w:r>
       <w:r>
         <w:rPr>
           <w:rFonts w:ascii="Times New Roman" w:hAnsi="Times New Roman" w:eastAsia="Times New Roman"/>
-          <w:b w:val="0"/>
+          <w:b/>
           <w:i/>
           <w:sz w:val="22"/>
+          <w:u w:val="single"/>
+        </w:rPr>
+        <w:fldChar w:fldCharType="begin"/>
+        <w:instrText xml:space="preserve">SEQ Figure \* ARABIC</w:instrText>
+        <w:fldChar w:fldCharType="separate"/>
+        <w:t>6</w:t>
+        <w:fldChar w:fldCharType="end"/>
+      </w:r>
+      <w:r>
+        <w:rPr>
+          <w:rFonts w:ascii="Times New Roman" w:hAnsi="Times New Roman" w:eastAsia="Times New Roman"/>
+          <w:b/>
+          <w:i/>
+          <w:sz w:val="22"/>
+          <w:u w:val="single"/>
+        </w:rPr>
+        <w:t xml:space="preserve"> : </w:t>
+      </w:r>
+      <w:r>
+        <w:rPr>
+          <w:rFonts w:ascii="Times New Roman" w:hAnsi="Times New Roman" w:eastAsia="Times New Roman"/>
+          <w:b/>
+          <w:i/>
+          <w:sz w:val="22"/>
+          <w:u w:val="single"/>
         </w:rPr>
         <w:t>Page d'accueil publique de ChronoFS</w:t>
       </w:r>
     </w:p>
     <w:p>
       <w:pPr>
-        <w:keepNext/>
-        <w:spacing w:before="280" w:after="160"/>
+        <w:pStyle w:val="Heading3"/>
       </w:pPr>
       <w:r>
-        <w:rPr>
-          <w:rFonts w:ascii="Times New Roman" w:hAnsi="Times New Roman" w:eastAsia="Times New Roman"/>
-          <w:b/>
-          <w:i w:val="0"/>
-          <w:sz w:val="26"/>
-        </w:rPr>
         <w:t>III.2.2. Espace de la Division des Affaires Académiques et de la Recherche</w:t>
       </w:r>
     </w:p>
@@ -5260,7 +5826,7 @@
                     <pic:cNvPicPr/>
                   </pic:nvPicPr>
                   <pic:blipFill>
-                    <a:blip r:embed="rId20"/>
+                    <a:blip r:embed="rId26"/>
                     <a:stretch>
                       <a:fillRect/>
                     </a:stretch>
@@ -5288,17 +5854,43 @@
         <w:rPr>
           <w:rFonts w:ascii="Times New Roman" w:hAnsi="Times New Roman" w:eastAsia="Times New Roman"/>
           <w:b/>
-          <w:i w:val="0"/>
+          <w:i/>
           <w:sz w:val="22"/>
+          <w:u w:val="single"/>
         </w:rPr>
-        <w:t xml:space="preserve">Figure 7. </w:t>
+        <w:t xml:space="preserve">Figure </w:t>
       </w:r>
       <w:r>
         <w:rPr>
           <w:rFonts w:ascii="Times New Roman" w:hAnsi="Times New Roman" w:eastAsia="Times New Roman"/>
-          <w:b w:val="0"/>
+          <w:b/>
           <w:i/>
           <w:sz w:val="22"/>
+          <w:u w:val="single"/>
+        </w:rPr>
+        <w:fldChar w:fldCharType="begin"/>
+        <w:instrText xml:space="preserve">SEQ Figure \* ARABIC</w:instrText>
+        <w:fldChar w:fldCharType="separate"/>
+        <w:t>7</w:t>
+        <w:fldChar w:fldCharType="end"/>
+      </w:r>
+      <w:r>
+        <w:rPr>
+          <w:rFonts w:ascii="Times New Roman" w:hAnsi="Times New Roman" w:eastAsia="Times New Roman"/>
+          <w:b/>
+          <w:i/>
+          <w:sz w:val="22"/>
+          <w:u w:val="single"/>
+        </w:rPr>
+        <w:t xml:space="preserve"> : </w:t>
+      </w:r>
+      <w:r>
+        <w:rPr>
+          <w:rFonts w:ascii="Times New Roman" w:hAnsi="Times New Roman" w:eastAsia="Times New Roman"/>
+          <w:b/>
+          <w:i/>
+          <w:sz w:val="22"/>
+          <w:u w:val="single"/>
         </w:rPr>
         <w:t>Tableau de bord de la Division des Affaires Académiques et de la Recherche</w:t>
       </w:r>
@@ -5338,7 +5930,7 @@
                     <pic:cNvPicPr/>
                   </pic:nvPicPr>
                   <pic:blipFill>
-                    <a:blip r:embed="rId21"/>
+                    <a:blip r:embed="rId27"/>
                     <a:stretch>
                       <a:fillRect/>
                     </a:stretch>
@@ -5366,33 +5958,52 @@
         <w:rPr>
           <w:rFonts w:ascii="Times New Roman" w:hAnsi="Times New Roman" w:eastAsia="Times New Roman"/>
           <w:b/>
-          <w:i w:val="0"/>
+          <w:i/>
           <w:sz w:val="22"/>
+          <w:u w:val="single"/>
         </w:rPr>
-        <w:t xml:space="preserve">Figure 8. </w:t>
+        <w:t xml:space="preserve">Figure </w:t>
       </w:r>
       <w:r>
         <w:rPr>
           <w:rFonts w:ascii="Times New Roman" w:hAnsi="Times New Roman" w:eastAsia="Times New Roman"/>
-          <w:b w:val="0"/>
+          <w:b/>
           <w:i/>
           <w:sz w:val="22"/>
+          <w:u w:val="single"/>
+        </w:rPr>
+        <w:fldChar w:fldCharType="begin"/>
+        <w:instrText xml:space="preserve">SEQ Figure \* ARABIC</w:instrText>
+        <w:fldChar w:fldCharType="separate"/>
+        <w:t>8</w:t>
+        <w:fldChar w:fldCharType="end"/>
+      </w:r>
+      <w:r>
+        <w:rPr>
+          <w:rFonts w:ascii="Times New Roman" w:hAnsi="Times New Roman" w:eastAsia="Times New Roman"/>
+          <w:b/>
+          <w:i/>
+          <w:sz w:val="22"/>
+          <w:u w:val="single"/>
+        </w:rPr>
+        <w:t xml:space="preserve"> : </w:t>
+      </w:r>
+      <w:r>
+        <w:rPr>
+          <w:rFonts w:ascii="Times New Roman" w:hAnsi="Times New Roman" w:eastAsia="Times New Roman"/>
+          <w:b/>
+          <w:i/>
+          <w:sz w:val="22"/>
+          <w:u w:val="single"/>
         </w:rPr>
         <w:t>Écran de gestion du planning hebdomadaire (espace DAR)</w:t>
       </w:r>
     </w:p>
     <w:p>
       <w:pPr>
-        <w:keepNext/>
-        <w:spacing w:before="280" w:after="160"/>
+        <w:pStyle w:val="Heading3"/>
       </w:pPr>
       <w:r>
-        <w:rPr>
-          <w:rFonts w:ascii="Times New Roman" w:hAnsi="Times New Roman" w:eastAsia="Times New Roman"/>
-          <w:b/>
-          <w:i w:val="0"/>
-          <w:sz w:val="26"/>
-        </w:rPr>
         <w:t>III.2.3. Espace chef de département</w:t>
       </w:r>
     </w:p>
@@ -5431,7 +6042,7 @@
                     <pic:cNvPicPr/>
                   </pic:nvPicPr>
                   <pic:blipFill>
-                    <a:blip r:embed="rId22"/>
+                    <a:blip r:embed="rId28"/>
                     <a:stretch>
                       <a:fillRect/>
                     </a:stretch>
@@ -5459,33 +6070,52 @@
         <w:rPr>
           <w:rFonts w:ascii="Times New Roman" w:hAnsi="Times New Roman" w:eastAsia="Times New Roman"/>
           <w:b/>
-          <w:i w:val="0"/>
+          <w:i/>
           <w:sz w:val="22"/>
+          <w:u w:val="single"/>
         </w:rPr>
-        <w:t xml:space="preserve">Figure 9. </w:t>
+        <w:t xml:space="preserve">Figure </w:t>
       </w:r>
       <w:r>
         <w:rPr>
           <w:rFonts w:ascii="Times New Roman" w:hAnsi="Times New Roman" w:eastAsia="Times New Roman"/>
-          <w:b w:val="0"/>
+          <w:b/>
           <w:i/>
           <w:sz w:val="22"/>
+          <w:u w:val="single"/>
+        </w:rPr>
+        <w:fldChar w:fldCharType="begin"/>
+        <w:instrText xml:space="preserve">SEQ Figure \* ARABIC</w:instrText>
+        <w:fldChar w:fldCharType="separate"/>
+        <w:t>9</w:t>
+        <w:fldChar w:fldCharType="end"/>
+      </w:r>
+      <w:r>
+        <w:rPr>
+          <w:rFonts w:ascii="Times New Roman" w:hAnsi="Times New Roman" w:eastAsia="Times New Roman"/>
+          <w:b/>
+          <w:i/>
+          <w:sz w:val="22"/>
+          <w:u w:val="single"/>
+        </w:rPr>
+        <w:t xml:space="preserve"> : </w:t>
+      </w:r>
+      <w:r>
+        <w:rPr>
+          <w:rFonts w:ascii="Times New Roman" w:hAnsi="Times New Roman" w:eastAsia="Times New Roman"/>
+          <w:b/>
+          <w:i/>
+          <w:sz w:val="22"/>
+          <w:u w:val="single"/>
         </w:rPr>
         <w:t>Écran d'import des besoins hebdomadaires (espace chef de département)</w:t>
       </w:r>
     </w:p>
     <w:p>
       <w:pPr>
-        <w:keepNext/>
-        <w:spacing w:before="280" w:after="160"/>
+        <w:pStyle w:val="Heading2"/>
       </w:pPr>
       <w:r>
-        <w:rPr>
-          <w:rFonts w:ascii="Times New Roman" w:hAnsi="Times New Roman" w:eastAsia="Times New Roman"/>
-          <w:b/>
-          <w:i w:val="0"/>
-          <w:sz w:val="28"/>
-        </w:rPr>
         <w:t>III.3. Résultats de la génération automatique</w:t>
       </w:r>
     </w:p>
@@ -5506,16 +6136,9 @@
     </w:p>
     <w:p>
       <w:pPr>
-        <w:keepNext/>
-        <w:spacing w:before="280" w:after="160"/>
+        <w:pStyle w:val="Heading2"/>
       </w:pPr>
       <w:r>
-        <w:rPr>
-          <w:rFonts w:ascii="Times New Roman" w:hAnsi="Times New Roman" w:eastAsia="Times New Roman"/>
-          <w:b/>
-          <w:i w:val="0"/>
-          <w:sz w:val="28"/>
-        </w:rPr>
         <w:t>III.4. Discussion</w:t>
       </w:r>
     </w:p>
@@ -5716,16 +6339,9 @@
     </w:p>
     <w:p>
       <w:pPr>
-        <w:keepNext/>
-        <w:spacing w:before="280" w:after="160"/>
+        <w:pStyle w:val="Heading2"/>
       </w:pPr>
       <w:r>
-        <w:rPr>
-          <w:rFonts w:ascii="Times New Roman" w:hAnsi="Times New Roman" w:eastAsia="Times New Roman"/>
-          <w:b/>
-          <w:i w:val="0"/>
-          <w:sz w:val="28"/>
-        </w:rPr>
         <w:t>III.5. Conclusion du chapitre</w:t>
       </w:r>
     </w:p>
@@ -5751,16 +6367,9 @@
     </w:p>
     <w:p>
       <w:pPr>
-        <w:keepNext/>
-        <w:spacing w:before="280" w:after="160"/>
+        <w:pStyle w:val="Heading1"/>
       </w:pPr>
       <w:r>
-        <w:rPr>
-          <w:rFonts w:ascii="Times New Roman" w:hAnsi="Times New Roman" w:eastAsia="Times New Roman"/>
-          <w:b/>
-          <w:i w:val="0"/>
-          <w:sz w:val="30"/>
-        </w:rPr>
         <w:t>CONCLUSION GÉNÉRALE, PERSPECTIVES ET RECOMMANDATIONS</w:t>
       </w:r>
     </w:p>
@@ -5816,16 +6425,9 @@
     </w:p>
     <w:p>
       <w:pPr>
-        <w:keepNext/>
-        <w:spacing w:before="280" w:after="160"/>
+        <w:pStyle w:val="Heading1"/>
       </w:pPr>
       <w:r>
-        <w:rPr>
-          <w:rFonts w:ascii="Times New Roman" w:hAnsi="Times New Roman" w:eastAsia="Times New Roman"/>
-          <w:b/>
-          <w:i w:val="0"/>
-          <w:sz w:val="32"/>
-        </w:rPr>
         <w:t>RÉFÉRENCES BIBLIOGRAPHIQUES</w:t>
       </w:r>
     </w:p>
@@ -5958,12 +6560,14 @@
       </w:r>
     </w:p>
     <w:sectPr>
-      <w:footerReference w:type="default" r:id="rId13"/>
+      <w:footerReference w:type="default" r:id="rId23"/>
+      <w:footerReference w:type="first" r:id="rId24"/>
       <w:pgSz w:w="12240" w:h="15840"/>
       <w:pgMar w:top="1417" w:right="1417" w:bottom="1417" w:left="1417" w:header="720" w:footer="720" w:gutter="0"/>
       <w:cols w:space="720"/>
       <w:docGrid w:linePitch="360"/>
       <w:pgNumType w:fmt="decimal" w:start="1"/>
+      <w:titlePg/>
     </w:sectPr>
   </w:body>
 </w:document>
@@ -6025,6 +6629,111 @@
       <w:t>1</w:t>
       <w:fldChar w:fldCharType="end"/>
     </w:r>
+  </w:p>
+</w:ftr>
+</file>
+
+<file path=word/footer4.xml><?xml version="1.0" encoding="utf-8"?>
+<w:ftr xmlns:m="http://schemas.openxmlformats.org/officeDocument/2006/math" xmlns:mc="http://schemas.openxmlformats.org/markup-compatibility/2006" xmlns:mo="http://schemas.microsoft.com/office/mac/office/2008/main" xmlns:mv="urn:schemas-microsoft-com:mac:vml" xmlns:o="urn:schemas-microsoft-com:office:office" xmlns:r="http://schemas.openxmlformats.org/officeDocument/2006/relationships" xmlns:v="urn:schemas-microsoft-com:vml" xmlns:w10="urn:schemas-microsoft-com:office:word" xmlns:w14="http://schemas.microsoft.com/office/word/2010/wordml" xmlns:w="http://schemas.openxmlformats.org/wordprocessingml/2006/main" xmlns:wne="http://schemas.microsoft.com/office/word/2006/wordml" xmlns:wp14="http://schemas.microsoft.com/office/word/2010/wordprocessingDrawing" xmlns:wp="http://schemas.openxmlformats.org/drawingml/2006/wordprocessingDrawing" xmlns:wpc="http://schemas.microsoft.com/office/word/2010/wordprocessingCanvas" xmlns:wpg="http://schemas.microsoft.com/office/word/2010/wordprocessingGroup" xmlns:wpi="http://schemas.microsoft.com/office/word/2010/wordprocessingInk" xmlns:wps="http://schemas.microsoft.com/office/word/2010/wordprocessingShape" mc:Ignorable="w14 wp14">
+  <w:p>
+    <w:pPr>
+      <w:pStyle w:val="Footer"/>
+      <w:jc w:val="right"/>
+    </w:pPr>
+    <w:r/>
+    <w:r>
+      <w:rPr>
+        <w:rFonts w:ascii="Times New Roman" w:hAnsi="Times New Roman" w:eastAsia="Times New Roman"/>
+        <w:b w:val="0"/>
+        <w:i w:val="0"/>
+        <w:sz w:val="24"/>
+      </w:rPr>
+      <w:fldChar w:fldCharType="begin"/>
+      <w:instrText xml:space="preserve">PAGE</w:instrText>
+      <w:fldChar w:fldCharType="separate"/>
+      <w:t>1</w:t>
+      <w:fldChar w:fldCharType="end"/>
+    </w:r>
+  </w:p>
+</w:ftr>
+</file>
+
+<file path=word/footer5.xml><?xml version="1.0" encoding="utf-8"?>
+<w:ftr xmlns:m="http://schemas.openxmlformats.org/officeDocument/2006/math" xmlns:mc="http://schemas.openxmlformats.org/markup-compatibility/2006" xmlns:mo="http://schemas.microsoft.com/office/mac/office/2008/main" xmlns:mv="urn:schemas-microsoft-com:mac:vml" xmlns:o="urn:schemas-microsoft-com:office:office" xmlns:r="http://schemas.openxmlformats.org/officeDocument/2006/relationships" xmlns:v="urn:schemas-microsoft-com:vml" xmlns:w10="urn:schemas-microsoft-com:office:word" xmlns:w14="http://schemas.microsoft.com/office/word/2010/wordml" xmlns:w="http://schemas.openxmlformats.org/wordprocessingml/2006/main" xmlns:wne="http://schemas.microsoft.com/office/word/2006/wordml" xmlns:wp14="http://schemas.microsoft.com/office/word/2010/wordprocessingDrawing" xmlns:wp="http://schemas.openxmlformats.org/drawingml/2006/wordprocessingDrawing" xmlns:wpc="http://schemas.microsoft.com/office/word/2010/wordprocessingCanvas" xmlns:wpg="http://schemas.microsoft.com/office/word/2010/wordprocessingGroup" xmlns:wpi="http://schemas.microsoft.com/office/word/2010/wordprocessingInk" xmlns:wps="http://schemas.microsoft.com/office/word/2010/wordprocessingShape" mc:Ignorable="w14 wp14">
+  <w:p>
+    <w:pPr>
+      <w:pStyle w:val="Footer"/>
+    </w:pPr>
+  </w:p>
+</w:ftr>
+</file>
+
+<file path=word/footer6.xml><?xml version="1.0" encoding="utf-8"?>
+<w:ftr xmlns:m="http://schemas.openxmlformats.org/officeDocument/2006/math" xmlns:mc="http://schemas.openxmlformats.org/markup-compatibility/2006" xmlns:mo="http://schemas.microsoft.com/office/mac/office/2008/main" xmlns:mv="urn:schemas-microsoft-com:mac:vml" xmlns:o="urn:schemas-microsoft-com:office:office" xmlns:r="http://schemas.openxmlformats.org/officeDocument/2006/relationships" xmlns:v="urn:schemas-microsoft-com:vml" xmlns:w10="urn:schemas-microsoft-com:office:word" xmlns:w14="http://schemas.microsoft.com/office/word/2010/wordml" xmlns:w="http://schemas.openxmlformats.org/wordprocessingml/2006/main" xmlns:wne="http://schemas.microsoft.com/office/word/2006/wordml" xmlns:wp14="http://schemas.microsoft.com/office/word/2010/wordprocessingDrawing" xmlns:wp="http://schemas.openxmlformats.org/drawingml/2006/wordprocessingDrawing" xmlns:wpc="http://schemas.microsoft.com/office/word/2010/wordprocessingCanvas" xmlns:wpg="http://schemas.microsoft.com/office/word/2010/wordprocessingGroup" xmlns:wpi="http://schemas.microsoft.com/office/word/2010/wordprocessingInk" xmlns:wps="http://schemas.microsoft.com/office/word/2010/wordprocessingShape" mc:Ignorable="w14 wp14">
+  <w:p>
+    <w:pPr>
+      <w:pStyle w:val="Footer"/>
+      <w:jc w:val="right"/>
+    </w:pPr>
+    <w:r/>
+    <w:r>
+      <w:rPr>
+        <w:rFonts w:ascii="Times New Roman" w:hAnsi="Times New Roman" w:eastAsia="Times New Roman"/>
+        <w:b w:val="0"/>
+        <w:i w:val="0"/>
+        <w:sz w:val="24"/>
+      </w:rPr>
+      <w:fldChar w:fldCharType="begin"/>
+      <w:instrText xml:space="preserve">PAGE</w:instrText>
+      <w:fldChar w:fldCharType="separate"/>
+      <w:t>1</w:t>
+      <w:fldChar w:fldCharType="end"/>
+    </w:r>
+  </w:p>
+</w:ftr>
+</file>
+
+<file path=word/footer7.xml><?xml version="1.0" encoding="utf-8"?>
+<w:ftr xmlns:m="http://schemas.openxmlformats.org/officeDocument/2006/math" xmlns:mc="http://schemas.openxmlformats.org/markup-compatibility/2006" xmlns:mo="http://schemas.microsoft.com/office/mac/office/2008/main" xmlns:mv="urn:schemas-microsoft-com:mac:vml" xmlns:o="urn:schemas-microsoft-com:office:office" xmlns:r="http://schemas.openxmlformats.org/officeDocument/2006/relationships" xmlns:v="urn:schemas-microsoft-com:vml" xmlns:w10="urn:schemas-microsoft-com:office:word" xmlns:w14="http://schemas.microsoft.com/office/word/2010/wordml" xmlns:w="http://schemas.openxmlformats.org/wordprocessingml/2006/main" xmlns:wne="http://schemas.microsoft.com/office/word/2006/wordml" xmlns:wp14="http://schemas.microsoft.com/office/word/2010/wordprocessingDrawing" xmlns:wp="http://schemas.openxmlformats.org/drawingml/2006/wordprocessingDrawing" xmlns:wpc="http://schemas.microsoft.com/office/word/2010/wordprocessingCanvas" xmlns:wpg="http://schemas.microsoft.com/office/word/2010/wordprocessingGroup" xmlns:wpi="http://schemas.microsoft.com/office/word/2010/wordprocessingInk" xmlns:wps="http://schemas.microsoft.com/office/word/2010/wordprocessingShape" mc:Ignorable="w14 wp14">
+  <w:p>
+    <w:pPr>
+      <w:pStyle w:val="Footer"/>
+    </w:pPr>
+  </w:p>
+</w:ftr>
+</file>
+
+<file path=word/footer8.xml><?xml version="1.0" encoding="utf-8"?>
+<w:ftr xmlns:m="http://schemas.openxmlformats.org/officeDocument/2006/math" xmlns:mc="http://schemas.openxmlformats.org/markup-compatibility/2006" xmlns:mo="http://schemas.microsoft.com/office/mac/office/2008/main" xmlns:mv="urn:schemas-microsoft-com:mac:vml" xmlns:o="urn:schemas-microsoft-com:office:office" xmlns:r="http://schemas.openxmlformats.org/officeDocument/2006/relationships" xmlns:v="urn:schemas-microsoft-com:vml" xmlns:w10="urn:schemas-microsoft-com:office:word" xmlns:w14="http://schemas.microsoft.com/office/word/2010/wordml" xmlns:w="http://schemas.openxmlformats.org/wordprocessingml/2006/main" xmlns:wne="http://schemas.microsoft.com/office/word/2006/wordml" xmlns:wp14="http://schemas.microsoft.com/office/word/2010/wordprocessingDrawing" xmlns:wp="http://schemas.openxmlformats.org/drawingml/2006/wordprocessingDrawing" xmlns:wpc="http://schemas.microsoft.com/office/word/2010/wordprocessingCanvas" xmlns:wpg="http://schemas.microsoft.com/office/word/2010/wordprocessingGroup" xmlns:wpi="http://schemas.microsoft.com/office/word/2010/wordprocessingInk" xmlns:wps="http://schemas.microsoft.com/office/word/2010/wordprocessingShape" mc:Ignorable="w14 wp14">
+  <w:p>
+    <w:pPr>
+      <w:pStyle w:val="Footer"/>
+      <w:jc w:val="right"/>
+    </w:pPr>
+    <w:r/>
+    <w:r>
+      <w:rPr>
+        <w:rFonts w:ascii="Times New Roman" w:hAnsi="Times New Roman" w:eastAsia="Times New Roman"/>
+        <w:b w:val="0"/>
+        <w:i w:val="0"/>
+        <w:sz w:val="24"/>
+      </w:rPr>
+      <w:fldChar w:fldCharType="begin"/>
+      <w:instrText xml:space="preserve">PAGE</w:instrText>
+      <w:fldChar w:fldCharType="separate"/>
+      <w:t>1</w:t>
+      <w:fldChar w:fldCharType="end"/>
+    </w:r>
+  </w:p>
+</w:ftr>
+</file>
+
+<file path=word/footer9.xml><?xml version="1.0" encoding="utf-8"?>
+<w:ftr xmlns:m="http://schemas.openxmlformats.org/officeDocument/2006/math" xmlns:mc="http://schemas.openxmlformats.org/markup-compatibility/2006" xmlns:mo="http://schemas.microsoft.com/office/mac/office/2008/main" xmlns:mv="urn:schemas-microsoft-com:mac:vml" xmlns:o="urn:schemas-microsoft-com:office:office" xmlns:r="http://schemas.openxmlformats.org/officeDocument/2006/relationships" xmlns:v="urn:schemas-microsoft-com:vml" xmlns:w10="urn:schemas-microsoft-com:office:word" xmlns:w14="http://schemas.microsoft.com/office/word/2010/wordml" xmlns:w="http://schemas.openxmlformats.org/wordprocessingml/2006/main" xmlns:wne="http://schemas.microsoft.com/office/word/2006/wordml" xmlns:wp14="http://schemas.microsoft.com/office/word/2010/wordprocessingDrawing" xmlns:wp="http://schemas.openxmlformats.org/drawingml/2006/wordprocessingDrawing" xmlns:wpc="http://schemas.microsoft.com/office/word/2010/wordprocessingCanvas" xmlns:wpg="http://schemas.microsoft.com/office/word/2010/wordprocessingGroup" xmlns:wpi="http://schemas.microsoft.com/office/word/2010/wordprocessingInk" xmlns:wps="http://schemas.microsoft.com/office/word/2010/wordprocessingShape" mc:Ignorable="w14 wp14">
+  <w:p>
+    <w:pPr>
+      <w:pStyle w:val="Footer"/>
+    </w:pPr>
   </w:p>
 </w:ftr>
 </file>
@@ -6456,15 +7165,17 @@
     <w:pPr>
       <w:keepNext/>
       <w:keepLines/>
-      <w:spacing w:before="480" w:after="0"/>
+      <w:spacing w:before="280" w:after="160" w:line="240" w:lineRule="auto"/>
+      <w:jc w:val="left"/>
       <w:outlineLvl w:val="0"/>
     </w:pPr>
     <w:rPr>
-      <w:rFonts w:asciiTheme="majorHAnsi" w:eastAsiaTheme="majorEastAsia" w:hAnsiTheme="majorHAnsi" w:cstheme="majorBidi"/>
+      <w:rFonts w:asciiTheme="majorHAnsi" w:eastAsiaTheme="majorEastAsia" w:hAnsiTheme="majorHAnsi" w:cstheme="majorBidi" w:ascii="Times New Roman" w:hAnsi="Times New Roman" w:eastAsia="Times New Roman"/>
       <w:b/>
       <w:bCs/>
-      <w:color w:val="365F91" w:themeColor="accent1" w:themeShade="BF"/>
-      <w:sz w:val="28"/>
+      <w:i w:val="0"/>
+      <w:color w:val="000000"/>
+      <w:sz w:val="32"/>
       <w:szCs w:val="28"/>
     </w:rPr>
   </w:style>
@@ -6480,15 +7191,17 @@
     <w:pPr>
       <w:keepNext/>
       <w:keepLines/>
-      <w:spacing w:before="200" w:after="0"/>
+      <w:spacing w:before="280" w:after="160" w:line="240" w:lineRule="auto"/>
+      <w:jc w:val="left"/>
       <w:outlineLvl w:val="1"/>
     </w:pPr>
     <w:rPr>
-      <w:rFonts w:asciiTheme="majorHAnsi" w:eastAsiaTheme="majorEastAsia" w:hAnsiTheme="majorHAnsi" w:cstheme="majorBidi"/>
+      <w:rFonts w:asciiTheme="majorHAnsi" w:eastAsiaTheme="majorEastAsia" w:hAnsiTheme="majorHAnsi" w:cstheme="majorBidi" w:ascii="Times New Roman" w:hAnsi="Times New Roman" w:eastAsia="Times New Roman"/>
       <w:b/>
       <w:bCs/>
-      <w:color w:val="4F81BD" w:themeColor="accent1"/>
-      <w:sz w:val="26"/>
+      <w:i w:val="0"/>
+      <w:color w:val="000000"/>
+      <w:sz w:val="28"/>
       <w:szCs w:val="26"/>
     </w:rPr>
   </w:style>
@@ -6504,14 +7217,17 @@
     <w:pPr>
       <w:keepNext/>
       <w:keepLines/>
-      <w:spacing w:before="200" w:after="0"/>
+      <w:spacing w:before="280" w:after="160" w:line="240" w:lineRule="auto"/>
+      <w:jc w:val="left"/>
       <w:outlineLvl w:val="2"/>
     </w:pPr>
     <w:rPr>
-      <w:rFonts w:asciiTheme="majorHAnsi" w:eastAsiaTheme="majorEastAsia" w:hAnsiTheme="majorHAnsi" w:cstheme="majorBidi"/>
+      <w:rFonts w:asciiTheme="majorHAnsi" w:eastAsiaTheme="majorEastAsia" w:hAnsiTheme="majorHAnsi" w:cstheme="majorBidi" w:ascii="Times New Roman" w:hAnsi="Times New Roman" w:eastAsia="Times New Roman"/>
       <w:b/>
       <w:bCs/>
-      <w:color w:val="4F81BD" w:themeColor="accent1"/>
+      <w:i w:val="0"/>
+      <w:color w:val="000000"/>
+      <w:sz w:val="26"/>
     </w:rPr>
   </w:style>
   <w:style w:type="paragraph" w:styleId="Heading4">
